--- a/Отчет_1_РПС.docx
+++ b/Отчет_1_РПС.docx
@@ -1128,6 +1128,151 @@
           <w:sz w:val="24"/>
           <w:szCs w:val="24"/>
           <w:shd w:val="clear" w:color="auto" w:fill="FFFFFF"/>
+        </w:rPr>
+      </w:pPr>
+      <w:r>
+        <w:rPr>
+          <w:rFonts w:ascii="Times New Roman" w:hAnsi="Times New Roman" w:cs="Times New Roman"/>
+          <w:color w:val="34343C"/>
+          <w:sz w:val="24"/>
+          <w:szCs w:val="24"/>
+          <w:shd w:val="clear" w:color="auto" w:fill="FFFFFF"/>
+        </w:rPr>
+        <w:t xml:space="preserve">Определить является ли количество символов </w:t>
+      </w:r>
+      <w:r>
+        <w:rPr>
+          <w:rFonts w:ascii="Times New Roman" w:hAnsi="Times New Roman" w:cs="Times New Roman"/>
+          <w:color w:val="34343C"/>
+          <w:sz w:val="24"/>
+          <w:szCs w:val="24"/>
+          <w:shd w:val="clear" w:color="auto" w:fill="FFFFFF"/>
+          <w:lang w:val="en-US"/>
+        </w:rPr>
+        <w:t>b</w:t>
+      </w:r>
+      <w:r>
+        <w:rPr>
+          <w:rFonts w:ascii="Times New Roman" w:hAnsi="Times New Roman" w:cs="Times New Roman"/>
+          <w:color w:val="34343C"/>
+          <w:sz w:val="24"/>
+          <w:szCs w:val="24"/>
+          <w:shd w:val="clear" w:color="auto" w:fill="FFFFFF"/>
+        </w:rPr>
+        <w:t xml:space="preserve"> </w:t>
+      </w:r>
+      <w:r>
+        <w:rPr>
+          <w:rFonts w:ascii="Times New Roman" w:hAnsi="Times New Roman" w:cs="Times New Roman"/>
+          <w:color w:val="34343C"/>
+          <w:sz w:val="24"/>
+          <w:szCs w:val="24"/>
+          <w:shd w:val="clear" w:color="auto" w:fill="FFFFFF"/>
+        </w:rPr>
+        <w:t>четным</w:t>
+      </w:r>
+      <w:r>
+        <w:rPr>
+          <w:rFonts w:ascii="Times New Roman" w:hAnsi="Times New Roman" w:cs="Times New Roman"/>
+          <w:color w:val="34343C"/>
+          <w:sz w:val="24"/>
+          <w:szCs w:val="24"/>
+          <w:shd w:val="clear" w:color="auto" w:fill="FFFFFF"/>
+        </w:rPr>
+        <w:t xml:space="preserve">. </w:t>
+      </w:r>
+      <w:r>
+        <w:rPr>
+          <w:rFonts w:ascii="Times New Roman" w:hAnsi="Times New Roman" w:cs="Times New Roman"/>
+          <w:color w:val="34343C"/>
+          <w:sz w:val="24"/>
+          <w:szCs w:val="24"/>
+          <w:shd w:val="clear" w:color="auto" w:fill="FFFFFF"/>
+        </w:rPr>
+        <w:t>Если да</w:t>
+      </w:r>
+      <w:r>
+        <w:rPr>
+          <w:rFonts w:ascii="Times New Roman" w:hAnsi="Times New Roman" w:cs="Times New Roman"/>
+          <w:color w:val="34343C"/>
+          <w:sz w:val="24"/>
+          <w:szCs w:val="24"/>
+          <w:shd w:val="clear" w:color="auto" w:fill="FFFFFF"/>
+        </w:rPr>
+        <w:t xml:space="preserve">, </w:t>
+      </w:r>
+      <w:r>
+        <w:rPr>
+          <w:rFonts w:ascii="Times New Roman" w:hAnsi="Times New Roman" w:cs="Times New Roman"/>
+          <w:color w:val="34343C"/>
+          <w:sz w:val="24"/>
+          <w:szCs w:val="24"/>
+          <w:shd w:val="clear" w:color="auto" w:fill="FFFFFF"/>
+        </w:rPr>
+        <w:t xml:space="preserve">оставить </w:t>
+      </w:r>
+      <w:r>
+        <w:rPr>
+          <w:rFonts w:ascii="Times New Roman" w:hAnsi="Times New Roman" w:cs="Times New Roman"/>
+          <w:color w:val="34343C"/>
+          <w:sz w:val="24"/>
+          <w:szCs w:val="24"/>
+          <w:shd w:val="clear" w:color="auto" w:fill="FFFFFF"/>
+          <w:lang w:val="en-US"/>
+        </w:rPr>
+        <w:t>Y</w:t>
+      </w:r>
+      <w:r>
+        <w:rPr>
+          <w:rFonts w:ascii="Times New Roman" w:hAnsi="Times New Roman" w:cs="Times New Roman"/>
+          <w:color w:val="34343C"/>
+          <w:sz w:val="24"/>
+          <w:szCs w:val="24"/>
+          <w:shd w:val="clear" w:color="auto" w:fill="FFFFFF"/>
+        </w:rPr>
+        <w:t xml:space="preserve">, </w:t>
+      </w:r>
+      <w:r>
+        <w:rPr>
+          <w:rFonts w:ascii="Times New Roman" w:hAnsi="Times New Roman" w:cs="Times New Roman"/>
+          <w:color w:val="34343C"/>
+          <w:sz w:val="24"/>
+          <w:szCs w:val="24"/>
+          <w:shd w:val="clear" w:color="auto" w:fill="FFFFFF"/>
+        </w:rPr>
+        <w:t xml:space="preserve">если нет – </w:t>
+      </w:r>
+      <w:r>
+        <w:rPr>
+          <w:rFonts w:ascii="Times New Roman" w:hAnsi="Times New Roman" w:cs="Times New Roman"/>
+          <w:color w:val="34343C"/>
+          <w:sz w:val="24"/>
+          <w:szCs w:val="24"/>
+          <w:shd w:val="clear" w:color="auto" w:fill="FFFFFF"/>
+          <w:lang w:val="en-US"/>
+        </w:rPr>
+        <w:t>N</w:t>
+      </w:r>
+      <w:r>
+        <w:rPr>
+          <w:rFonts w:ascii="Times New Roman" w:hAnsi="Times New Roman" w:cs="Times New Roman"/>
+          <w:color w:val="34343C"/>
+          <w:sz w:val="24"/>
+          <w:szCs w:val="24"/>
+          <w:shd w:val="clear" w:color="auto" w:fill="FFFFFF"/>
+        </w:rPr>
+        <w:t>.</w:t>
+      </w:r>
+    </w:p>
+    <w:p>
+      <w:pPr>
+        <w:pStyle w:val="aa"/>
+        <w:rPr>
+          <w:rFonts w:ascii="Times New Roman" w:hAnsi="Times New Roman" w:cs="Times New Roman"/>
+          <w:color w:val="34343C"/>
+          <w:sz w:val="24"/>
+          <w:szCs w:val="24"/>
+          <w:shd w:val="clear" w:color="auto" w:fill="FFFFFF"/>
           <w:lang w:val="en-US"/>
         </w:rPr>
       </w:pPr>
@@ -1243,17 +1388,17 @@
     <w:p>
       <w:pPr>
         <w:keepNext/>
+        <w:jc w:val="center"/>
       </w:pPr>
       <w:r>
         <w:rPr>
           <w:noProof/>
         </w:rPr>
-        <w:lastRenderedPageBreak/>
         <w:drawing>
           <wp:inline distT="0" distB="0" distL="0" distR="0">
-            <wp:extent cx="5256892" cy="6180083"/>
+            <wp:extent cx="3053598" cy="4887310"/>
             <wp:effectExtent l="0" t="0" r="0" b="0"/>
-            <wp:docPr id="1" name="Рисунок 1"/>
+            <wp:docPr id="11" name="Рисунок 11"/>
             <wp:cNvGraphicFramePr>
               <a:graphicFrameLocks xmlns:a="http://schemas.openxmlformats.org/drawingml/2006/main" noChangeAspect="1"/>
             </wp:cNvGraphicFramePr>
@@ -1261,7 +1406,7 @@
               <a:graphicData uri="http://schemas.openxmlformats.org/drawingml/2006/picture">
                 <pic:pic xmlns:pic="http://schemas.openxmlformats.org/drawingml/2006/picture">
                   <pic:nvPicPr>
-                    <pic:cNvPr id="0" name="Picture 1"/>
+                    <pic:cNvPr id="0" name="Picture 3"/>
                     <pic:cNvPicPr>
                       <a:picLocks noChangeAspect="1" noChangeArrowheads="1"/>
                     </pic:cNvPicPr>
@@ -1282,7 +1427,7 @@
                   <pic:spPr bwMode="auto">
                     <a:xfrm>
                       <a:off x="0" y="0"/>
-                      <a:ext cx="5302519" cy="6233723"/>
+                      <a:ext cx="3067353" cy="4909326"/>
                     </a:xfrm>
                     <a:prstGeom prst="rect">
                       <a:avLst/>
@@ -1641,887 +1786,887 @@
           <w:szCs w:val="24"/>
           <w:lang w:val="en-US"/>
         </w:rPr>
+        <w:t xml:space="preserve">            "λ": "λ L </w:t>
+      </w:r>
+      <w:proofErr w:type="spellStart"/>
+      <w:r>
+        <w:rPr>
+          <w:rFonts w:ascii="Times New Roman" w:hAnsi="Times New Roman" w:cs="Times New Roman"/>
+          <w:sz w:val="24"/>
+          <w:szCs w:val="24"/>
+          <w:lang w:val="en-US"/>
+        </w:rPr>
+        <w:t>qY</w:t>
+      </w:r>
+      <w:proofErr w:type="spellEnd"/>
+      <w:r>
+        <w:rPr>
+          <w:rFonts w:ascii="Times New Roman" w:hAnsi="Times New Roman" w:cs="Times New Roman"/>
+          <w:sz w:val="24"/>
+          <w:szCs w:val="24"/>
+          <w:lang w:val="en-US"/>
+        </w:rPr>
+        <w:t>",</w:t>
+      </w:r>
+    </w:p>
+    <w:p>
+      <w:pPr>
+        <w:pStyle w:val="aa"/>
+        <w:rPr>
+          <w:rFonts w:ascii="Times New Roman" w:hAnsi="Times New Roman" w:cs="Times New Roman"/>
+          <w:sz w:val="24"/>
+          <w:szCs w:val="24"/>
+          <w:lang w:val="en-US"/>
+        </w:rPr>
+      </w:pPr>
+      <w:r>
+        <w:rPr>
+          <w:rFonts w:ascii="Times New Roman" w:hAnsi="Times New Roman" w:cs="Times New Roman"/>
+          <w:sz w:val="24"/>
+          <w:szCs w:val="24"/>
+          <w:lang w:val="en-US"/>
+        </w:rPr>
+        <w:t xml:space="preserve">            "a": "R",</w:t>
+      </w:r>
+    </w:p>
+    <w:p>
+      <w:pPr>
+        <w:pStyle w:val="aa"/>
+        <w:rPr>
+          <w:rFonts w:ascii="Times New Roman" w:hAnsi="Times New Roman" w:cs="Times New Roman"/>
+          <w:sz w:val="24"/>
+          <w:szCs w:val="24"/>
+          <w:lang w:val="en-US"/>
+        </w:rPr>
+      </w:pPr>
+      <w:r>
+        <w:rPr>
+          <w:rFonts w:ascii="Times New Roman" w:hAnsi="Times New Roman" w:cs="Times New Roman"/>
+          <w:sz w:val="24"/>
+          <w:szCs w:val="24"/>
+          <w:lang w:val="en-US"/>
+        </w:rPr>
+        <w:t xml:space="preserve">            "b": "b R q1",</w:t>
+      </w:r>
+    </w:p>
+    <w:p>
+      <w:pPr>
+        <w:pStyle w:val="aa"/>
+        <w:rPr>
+          <w:rFonts w:ascii="Times New Roman" w:hAnsi="Times New Roman" w:cs="Times New Roman"/>
+          <w:sz w:val="24"/>
+          <w:szCs w:val="24"/>
+          <w:lang w:val="en-US"/>
+        </w:rPr>
+      </w:pPr>
+      <w:r>
+        <w:rPr>
+          <w:rFonts w:ascii="Times New Roman" w:hAnsi="Times New Roman" w:cs="Times New Roman"/>
+          <w:sz w:val="24"/>
+          <w:szCs w:val="24"/>
+          <w:lang w:val="en-US"/>
+        </w:rPr>
+        <w:t xml:space="preserve">            "Y": "N",</w:t>
+      </w:r>
+    </w:p>
+    <w:p>
+      <w:pPr>
+        <w:pStyle w:val="aa"/>
+        <w:rPr>
+          <w:rFonts w:ascii="Times New Roman" w:hAnsi="Times New Roman" w:cs="Times New Roman"/>
+          <w:sz w:val="24"/>
+          <w:szCs w:val="24"/>
+          <w:lang w:val="en-US"/>
+        </w:rPr>
+      </w:pPr>
+      <w:r>
+        <w:rPr>
+          <w:rFonts w:ascii="Times New Roman" w:hAnsi="Times New Roman" w:cs="Times New Roman"/>
+          <w:sz w:val="24"/>
+          <w:szCs w:val="24"/>
+          <w:lang w:val="en-US"/>
+        </w:rPr>
+        <w:t xml:space="preserve">            "N": "N"</w:t>
+      </w:r>
+    </w:p>
+    <w:p>
+      <w:pPr>
+        <w:pStyle w:val="aa"/>
+        <w:rPr>
+          <w:rFonts w:ascii="Times New Roman" w:hAnsi="Times New Roman" w:cs="Times New Roman"/>
+          <w:sz w:val="24"/>
+          <w:szCs w:val="24"/>
+          <w:lang w:val="en-US"/>
+        </w:rPr>
+      </w:pPr>
+      <w:r>
+        <w:rPr>
+          <w:rFonts w:ascii="Times New Roman" w:hAnsi="Times New Roman" w:cs="Times New Roman"/>
+          <w:sz w:val="24"/>
+          <w:szCs w:val="24"/>
+          <w:lang w:val="en-US"/>
+        </w:rPr>
+        <w:t xml:space="preserve">        },</w:t>
+      </w:r>
+    </w:p>
+    <w:p>
+      <w:pPr>
+        <w:pStyle w:val="aa"/>
+        <w:rPr>
+          <w:rFonts w:ascii="Times New Roman" w:hAnsi="Times New Roman" w:cs="Times New Roman"/>
+          <w:sz w:val="24"/>
+          <w:szCs w:val="24"/>
+          <w:lang w:val="en-US"/>
+        </w:rPr>
+      </w:pPr>
+      <w:r>
+        <w:rPr>
+          <w:rFonts w:ascii="Times New Roman" w:hAnsi="Times New Roman" w:cs="Times New Roman"/>
+          <w:sz w:val="24"/>
+          <w:szCs w:val="24"/>
+          <w:lang w:val="en-US"/>
+        </w:rPr>
+        <w:t xml:space="preserve">        "q1": {</w:t>
+      </w:r>
+    </w:p>
+    <w:p>
+      <w:pPr>
+        <w:pStyle w:val="aa"/>
+        <w:rPr>
+          <w:rFonts w:ascii="Times New Roman" w:hAnsi="Times New Roman" w:cs="Times New Roman"/>
+          <w:sz w:val="24"/>
+          <w:szCs w:val="24"/>
+          <w:lang w:val="en-US"/>
+        </w:rPr>
+      </w:pPr>
+      <w:r>
+        <w:rPr>
+          <w:rFonts w:ascii="Times New Roman" w:hAnsi="Times New Roman" w:cs="Times New Roman"/>
+          <w:sz w:val="24"/>
+          <w:szCs w:val="24"/>
+          <w:lang w:val="en-US"/>
+        </w:rPr>
+        <w:t xml:space="preserve">            "comment": "",</w:t>
+      </w:r>
+    </w:p>
+    <w:p>
+      <w:pPr>
+        <w:pStyle w:val="aa"/>
+        <w:rPr>
+          <w:rFonts w:ascii="Times New Roman" w:hAnsi="Times New Roman" w:cs="Times New Roman"/>
+          <w:sz w:val="24"/>
+          <w:szCs w:val="24"/>
+          <w:lang w:val="en-US"/>
+        </w:rPr>
+      </w:pPr>
+      <w:r>
+        <w:rPr>
+          <w:rFonts w:ascii="Times New Roman" w:hAnsi="Times New Roman" w:cs="Times New Roman"/>
+          <w:sz w:val="24"/>
+          <w:szCs w:val="24"/>
+          <w:lang w:val="en-US"/>
+        </w:rPr>
+        <w:t xml:space="preserve">            "λ": "λ L </w:t>
+      </w:r>
+      <w:proofErr w:type="spellStart"/>
+      <w:r>
+        <w:rPr>
+          <w:rFonts w:ascii="Times New Roman" w:hAnsi="Times New Roman" w:cs="Times New Roman"/>
+          <w:sz w:val="24"/>
+          <w:szCs w:val="24"/>
+          <w:lang w:val="en-US"/>
+        </w:rPr>
+        <w:t>qN</w:t>
+      </w:r>
+      <w:proofErr w:type="spellEnd"/>
+      <w:r>
+        <w:rPr>
+          <w:rFonts w:ascii="Times New Roman" w:hAnsi="Times New Roman" w:cs="Times New Roman"/>
+          <w:sz w:val="24"/>
+          <w:szCs w:val="24"/>
+          <w:lang w:val="en-US"/>
+        </w:rPr>
+        <w:t>",</w:t>
+      </w:r>
+    </w:p>
+    <w:p>
+      <w:pPr>
+        <w:pStyle w:val="aa"/>
+        <w:rPr>
+          <w:rFonts w:ascii="Times New Roman" w:hAnsi="Times New Roman" w:cs="Times New Roman"/>
+          <w:sz w:val="24"/>
+          <w:szCs w:val="24"/>
+          <w:lang w:val="en-US"/>
+        </w:rPr>
+      </w:pPr>
+      <w:r>
+        <w:rPr>
+          <w:rFonts w:ascii="Times New Roman" w:hAnsi="Times New Roman" w:cs="Times New Roman"/>
+          <w:sz w:val="24"/>
+          <w:szCs w:val="24"/>
+          <w:lang w:val="en-US"/>
+        </w:rPr>
+        <w:t xml:space="preserve">            "a": "R",</w:t>
+      </w:r>
+    </w:p>
+    <w:p>
+      <w:pPr>
+        <w:pStyle w:val="aa"/>
+        <w:rPr>
+          <w:rFonts w:ascii="Times New Roman" w:hAnsi="Times New Roman" w:cs="Times New Roman"/>
+          <w:sz w:val="24"/>
+          <w:szCs w:val="24"/>
+          <w:lang w:val="en-US"/>
+        </w:rPr>
+      </w:pPr>
+      <w:r>
+        <w:rPr>
+          <w:rFonts w:ascii="Times New Roman" w:hAnsi="Times New Roman" w:cs="Times New Roman"/>
+          <w:sz w:val="24"/>
+          <w:szCs w:val="24"/>
+          <w:lang w:val="en-US"/>
+        </w:rPr>
+        <w:t xml:space="preserve">            "b": "b R q0",</w:t>
+      </w:r>
+    </w:p>
+    <w:p>
+      <w:pPr>
+        <w:pStyle w:val="aa"/>
+        <w:rPr>
+          <w:rFonts w:ascii="Times New Roman" w:hAnsi="Times New Roman" w:cs="Times New Roman"/>
+          <w:sz w:val="24"/>
+          <w:szCs w:val="24"/>
+          <w:lang w:val="en-US"/>
+        </w:rPr>
+      </w:pPr>
+      <w:r>
+        <w:rPr>
+          <w:rFonts w:ascii="Times New Roman" w:hAnsi="Times New Roman" w:cs="Times New Roman"/>
+          <w:sz w:val="24"/>
+          <w:szCs w:val="24"/>
+          <w:lang w:val="en-US"/>
+        </w:rPr>
+        <w:t xml:space="preserve">            "Y": "N",</w:t>
+      </w:r>
+    </w:p>
+    <w:p>
+      <w:pPr>
+        <w:pStyle w:val="aa"/>
+        <w:rPr>
+          <w:rFonts w:ascii="Times New Roman" w:hAnsi="Times New Roman" w:cs="Times New Roman"/>
+          <w:sz w:val="24"/>
+          <w:szCs w:val="24"/>
+          <w:lang w:val="en-US"/>
+        </w:rPr>
+      </w:pPr>
+      <w:r>
+        <w:rPr>
+          <w:rFonts w:ascii="Times New Roman" w:hAnsi="Times New Roman" w:cs="Times New Roman"/>
+          <w:sz w:val="24"/>
+          <w:szCs w:val="24"/>
+          <w:lang w:val="en-US"/>
+        </w:rPr>
+        <w:t xml:space="preserve">            "N": "N"</w:t>
+      </w:r>
+    </w:p>
+    <w:p>
+      <w:pPr>
+        <w:pStyle w:val="aa"/>
+        <w:rPr>
+          <w:rFonts w:ascii="Times New Roman" w:hAnsi="Times New Roman" w:cs="Times New Roman"/>
+          <w:sz w:val="24"/>
+          <w:szCs w:val="24"/>
+          <w:lang w:val="en-US"/>
+        </w:rPr>
+      </w:pPr>
+      <w:r>
+        <w:rPr>
+          <w:rFonts w:ascii="Times New Roman" w:hAnsi="Times New Roman" w:cs="Times New Roman"/>
+          <w:sz w:val="24"/>
+          <w:szCs w:val="24"/>
+          <w:lang w:val="en-US"/>
+        </w:rPr>
+        <w:t xml:space="preserve">        },</w:t>
+      </w:r>
+    </w:p>
+    <w:p>
+      <w:pPr>
+        <w:pStyle w:val="aa"/>
+        <w:rPr>
+          <w:rFonts w:ascii="Times New Roman" w:hAnsi="Times New Roman" w:cs="Times New Roman"/>
+          <w:sz w:val="24"/>
+          <w:szCs w:val="24"/>
+          <w:lang w:val="en-US"/>
+        </w:rPr>
+      </w:pPr>
+      <w:r>
+        <w:rPr>
+          <w:rFonts w:ascii="Times New Roman" w:hAnsi="Times New Roman" w:cs="Times New Roman"/>
+          <w:sz w:val="24"/>
+          <w:szCs w:val="24"/>
+          <w:lang w:val="en-US"/>
+        </w:rPr>
+        <w:t xml:space="preserve">        "</w:t>
+      </w:r>
+      <w:proofErr w:type="spellStart"/>
+      <w:r>
+        <w:rPr>
+          <w:rFonts w:ascii="Times New Roman" w:hAnsi="Times New Roman" w:cs="Times New Roman"/>
+          <w:sz w:val="24"/>
+          <w:szCs w:val="24"/>
+          <w:lang w:val="en-US"/>
+        </w:rPr>
+        <w:t>qY</w:t>
+      </w:r>
+      <w:proofErr w:type="spellEnd"/>
+      <w:r>
+        <w:rPr>
+          <w:rFonts w:ascii="Times New Roman" w:hAnsi="Times New Roman" w:cs="Times New Roman"/>
+          <w:sz w:val="24"/>
+          <w:szCs w:val="24"/>
+          <w:lang w:val="en-US"/>
+        </w:rPr>
+        <w:t>": {</w:t>
+      </w:r>
+    </w:p>
+    <w:p>
+      <w:pPr>
+        <w:pStyle w:val="aa"/>
+        <w:rPr>
+          <w:rFonts w:ascii="Times New Roman" w:hAnsi="Times New Roman" w:cs="Times New Roman"/>
+          <w:sz w:val="24"/>
+          <w:szCs w:val="24"/>
+          <w:lang w:val="en-US"/>
+        </w:rPr>
+      </w:pPr>
+      <w:r>
+        <w:rPr>
+          <w:rFonts w:ascii="Times New Roman" w:hAnsi="Times New Roman" w:cs="Times New Roman"/>
+          <w:sz w:val="24"/>
+          <w:szCs w:val="24"/>
+          <w:lang w:val="en-US"/>
+        </w:rPr>
+        <w:t xml:space="preserve">            "comment": "",</w:t>
+      </w:r>
+    </w:p>
+    <w:p>
+      <w:pPr>
+        <w:pStyle w:val="aa"/>
+        <w:rPr>
+          <w:rFonts w:ascii="Times New Roman" w:hAnsi="Times New Roman" w:cs="Times New Roman"/>
+          <w:sz w:val="24"/>
+          <w:szCs w:val="24"/>
+          <w:lang w:val="en-US"/>
+        </w:rPr>
+      </w:pPr>
+      <w:r>
+        <w:rPr>
+          <w:rFonts w:ascii="Times New Roman" w:hAnsi="Times New Roman" w:cs="Times New Roman"/>
+          <w:sz w:val="24"/>
+          <w:szCs w:val="24"/>
+          <w:lang w:val="en-US"/>
+        </w:rPr>
+        <w:t xml:space="preserve">            "a": "λ L </w:t>
+      </w:r>
+      <w:proofErr w:type="spellStart"/>
+      <w:r>
+        <w:rPr>
+          <w:rFonts w:ascii="Times New Roman" w:hAnsi="Times New Roman" w:cs="Times New Roman"/>
+          <w:sz w:val="24"/>
+          <w:szCs w:val="24"/>
+          <w:lang w:val="en-US"/>
+        </w:rPr>
+        <w:t>qY</w:t>
+      </w:r>
+      <w:proofErr w:type="spellEnd"/>
+      <w:r>
+        <w:rPr>
+          <w:rFonts w:ascii="Times New Roman" w:hAnsi="Times New Roman" w:cs="Times New Roman"/>
+          <w:sz w:val="24"/>
+          <w:szCs w:val="24"/>
+          <w:lang w:val="en-US"/>
+        </w:rPr>
+        <w:t>",</w:t>
+      </w:r>
+    </w:p>
+    <w:p>
+      <w:pPr>
+        <w:pStyle w:val="aa"/>
+        <w:rPr>
+          <w:rFonts w:ascii="Times New Roman" w:hAnsi="Times New Roman" w:cs="Times New Roman"/>
+          <w:sz w:val="24"/>
+          <w:szCs w:val="24"/>
+          <w:lang w:val="en-US"/>
+        </w:rPr>
+      </w:pPr>
+      <w:r>
+        <w:rPr>
+          <w:rFonts w:ascii="Times New Roman" w:hAnsi="Times New Roman" w:cs="Times New Roman"/>
+          <w:sz w:val="24"/>
+          <w:szCs w:val="24"/>
+          <w:lang w:val="en-US"/>
+        </w:rPr>
+        <w:t xml:space="preserve">            "b": "λ L </w:t>
+      </w:r>
+      <w:proofErr w:type="spellStart"/>
+      <w:r>
+        <w:rPr>
+          <w:rFonts w:ascii="Times New Roman" w:hAnsi="Times New Roman" w:cs="Times New Roman"/>
+          <w:sz w:val="24"/>
+          <w:szCs w:val="24"/>
+          <w:lang w:val="en-US"/>
+        </w:rPr>
+        <w:t>qY</w:t>
+      </w:r>
+      <w:proofErr w:type="spellEnd"/>
+      <w:r>
+        <w:rPr>
+          <w:rFonts w:ascii="Times New Roman" w:hAnsi="Times New Roman" w:cs="Times New Roman"/>
+          <w:sz w:val="24"/>
+          <w:szCs w:val="24"/>
+          <w:lang w:val="en-US"/>
+        </w:rPr>
+        <w:t>",</w:t>
+      </w:r>
+    </w:p>
+    <w:p>
+      <w:pPr>
+        <w:pStyle w:val="aa"/>
+        <w:rPr>
+          <w:rFonts w:ascii="Times New Roman" w:hAnsi="Times New Roman" w:cs="Times New Roman"/>
+          <w:sz w:val="24"/>
+          <w:szCs w:val="24"/>
+          <w:lang w:val="en-US"/>
+        </w:rPr>
+      </w:pPr>
+      <w:r>
+        <w:rPr>
+          <w:rFonts w:ascii="Times New Roman" w:hAnsi="Times New Roman" w:cs="Times New Roman"/>
+          <w:sz w:val="24"/>
+          <w:szCs w:val="24"/>
+          <w:lang w:val="en-US"/>
+        </w:rPr>
+        <w:t xml:space="preserve">            "Y": "N",</w:t>
+      </w:r>
+    </w:p>
+    <w:p>
+      <w:pPr>
+        <w:pStyle w:val="aa"/>
+        <w:rPr>
+          <w:rFonts w:ascii="Times New Roman" w:hAnsi="Times New Roman" w:cs="Times New Roman"/>
+          <w:sz w:val="24"/>
+          <w:szCs w:val="24"/>
+          <w:lang w:val="en-US"/>
+        </w:rPr>
+      </w:pPr>
+      <w:r>
+        <w:rPr>
+          <w:rFonts w:ascii="Times New Roman" w:hAnsi="Times New Roman" w:cs="Times New Roman"/>
+          <w:sz w:val="24"/>
+          <w:szCs w:val="24"/>
+          <w:lang w:val="en-US"/>
+        </w:rPr>
+        <w:t xml:space="preserve">            "N": "N",</w:t>
+      </w:r>
+    </w:p>
+    <w:p>
+      <w:pPr>
+        <w:pStyle w:val="aa"/>
+        <w:rPr>
+          <w:rFonts w:ascii="Times New Roman" w:hAnsi="Times New Roman" w:cs="Times New Roman"/>
+          <w:sz w:val="24"/>
+          <w:szCs w:val="24"/>
+          <w:lang w:val="en-US"/>
+        </w:rPr>
+      </w:pPr>
+      <w:r>
+        <w:rPr>
+          <w:rFonts w:ascii="Times New Roman" w:hAnsi="Times New Roman" w:cs="Times New Roman"/>
+          <w:sz w:val="24"/>
+          <w:szCs w:val="24"/>
+          <w:lang w:val="en-US"/>
+        </w:rPr>
+        <w:t xml:space="preserve">            "λ": "Y L </w:t>
+      </w:r>
+      <w:proofErr w:type="spellStart"/>
+      <w:r>
+        <w:rPr>
+          <w:rFonts w:ascii="Times New Roman" w:hAnsi="Times New Roman" w:cs="Times New Roman"/>
+          <w:sz w:val="24"/>
+          <w:szCs w:val="24"/>
+          <w:lang w:val="en-US"/>
+        </w:rPr>
+        <w:t>qS</w:t>
+      </w:r>
+      <w:proofErr w:type="spellEnd"/>
+      <w:r>
+        <w:rPr>
+          <w:rFonts w:ascii="Times New Roman" w:hAnsi="Times New Roman" w:cs="Times New Roman"/>
+          <w:sz w:val="24"/>
+          <w:szCs w:val="24"/>
+          <w:lang w:val="en-US"/>
+        </w:rPr>
+        <w:t>"</w:t>
+      </w:r>
+    </w:p>
+    <w:p>
+      <w:pPr>
+        <w:pStyle w:val="aa"/>
+        <w:rPr>
+          <w:rFonts w:ascii="Times New Roman" w:hAnsi="Times New Roman" w:cs="Times New Roman"/>
+          <w:sz w:val="24"/>
+          <w:szCs w:val="24"/>
+          <w:lang w:val="en-US"/>
+        </w:rPr>
+      </w:pPr>
+      <w:r>
+        <w:rPr>
+          <w:rFonts w:ascii="Times New Roman" w:hAnsi="Times New Roman" w:cs="Times New Roman"/>
+          <w:sz w:val="24"/>
+          <w:szCs w:val="24"/>
+          <w:lang w:val="en-US"/>
+        </w:rPr>
+        <w:t xml:space="preserve">        },</w:t>
+      </w:r>
+    </w:p>
+    <w:p>
+      <w:pPr>
+        <w:pStyle w:val="aa"/>
+        <w:rPr>
+          <w:rFonts w:ascii="Times New Roman" w:hAnsi="Times New Roman" w:cs="Times New Roman"/>
+          <w:sz w:val="24"/>
+          <w:szCs w:val="24"/>
+          <w:lang w:val="en-US"/>
+        </w:rPr>
+      </w:pPr>
+      <w:r>
+        <w:rPr>
+          <w:rFonts w:ascii="Times New Roman" w:hAnsi="Times New Roman" w:cs="Times New Roman"/>
+          <w:sz w:val="24"/>
+          <w:szCs w:val="24"/>
+          <w:lang w:val="en-US"/>
+        </w:rPr>
+        <w:t xml:space="preserve">        "</w:t>
+      </w:r>
+      <w:proofErr w:type="spellStart"/>
+      <w:r>
+        <w:rPr>
+          <w:rFonts w:ascii="Times New Roman" w:hAnsi="Times New Roman" w:cs="Times New Roman"/>
+          <w:sz w:val="24"/>
+          <w:szCs w:val="24"/>
+          <w:lang w:val="en-US"/>
+        </w:rPr>
+        <w:t>qN</w:t>
+      </w:r>
+      <w:proofErr w:type="spellEnd"/>
+      <w:r>
+        <w:rPr>
+          <w:rFonts w:ascii="Times New Roman" w:hAnsi="Times New Roman" w:cs="Times New Roman"/>
+          <w:sz w:val="24"/>
+          <w:szCs w:val="24"/>
+          <w:lang w:val="en-US"/>
+        </w:rPr>
+        <w:t>": {</w:t>
+      </w:r>
+    </w:p>
+    <w:p>
+      <w:pPr>
+        <w:pStyle w:val="aa"/>
+        <w:rPr>
+          <w:rFonts w:ascii="Times New Roman" w:hAnsi="Times New Roman" w:cs="Times New Roman"/>
+          <w:sz w:val="24"/>
+          <w:szCs w:val="24"/>
+          <w:lang w:val="en-US"/>
+        </w:rPr>
+      </w:pPr>
+      <w:r>
+        <w:rPr>
+          <w:rFonts w:ascii="Times New Roman" w:hAnsi="Times New Roman" w:cs="Times New Roman"/>
+          <w:sz w:val="24"/>
+          <w:szCs w:val="24"/>
+          <w:lang w:val="en-US"/>
+        </w:rPr>
+        <w:t xml:space="preserve">            "comment": "",</w:t>
+      </w:r>
+    </w:p>
+    <w:p>
+      <w:pPr>
+        <w:pStyle w:val="aa"/>
+        <w:rPr>
+          <w:rFonts w:ascii="Times New Roman" w:hAnsi="Times New Roman" w:cs="Times New Roman"/>
+          <w:sz w:val="24"/>
+          <w:szCs w:val="24"/>
+          <w:lang w:val="en-US"/>
+        </w:rPr>
+      </w:pPr>
+      <w:r>
+        <w:rPr>
+          <w:rFonts w:ascii="Times New Roman" w:hAnsi="Times New Roman" w:cs="Times New Roman"/>
+          <w:sz w:val="24"/>
+          <w:szCs w:val="24"/>
+          <w:lang w:val="en-US"/>
+        </w:rPr>
+        <w:t xml:space="preserve">            "a": "λ L </w:t>
+      </w:r>
+      <w:proofErr w:type="spellStart"/>
+      <w:r>
+        <w:rPr>
+          <w:rFonts w:ascii="Times New Roman" w:hAnsi="Times New Roman" w:cs="Times New Roman"/>
+          <w:sz w:val="24"/>
+          <w:szCs w:val="24"/>
+          <w:lang w:val="en-US"/>
+        </w:rPr>
+        <w:t>qN</w:t>
+      </w:r>
+      <w:proofErr w:type="spellEnd"/>
+      <w:r>
+        <w:rPr>
+          <w:rFonts w:ascii="Times New Roman" w:hAnsi="Times New Roman" w:cs="Times New Roman"/>
+          <w:sz w:val="24"/>
+          <w:szCs w:val="24"/>
+          <w:lang w:val="en-US"/>
+        </w:rPr>
+        <w:t>",</w:t>
+      </w:r>
+    </w:p>
+    <w:p>
+      <w:pPr>
+        <w:pStyle w:val="aa"/>
+        <w:rPr>
+          <w:rFonts w:ascii="Times New Roman" w:hAnsi="Times New Roman" w:cs="Times New Roman"/>
+          <w:sz w:val="24"/>
+          <w:szCs w:val="24"/>
+          <w:lang w:val="en-US"/>
+        </w:rPr>
+      </w:pPr>
+      <w:r>
+        <w:rPr>
+          <w:rFonts w:ascii="Times New Roman" w:hAnsi="Times New Roman" w:cs="Times New Roman"/>
+          <w:sz w:val="24"/>
+          <w:szCs w:val="24"/>
+          <w:lang w:val="en-US"/>
+        </w:rPr>
+        <w:t xml:space="preserve">            "b": "λ L </w:t>
+      </w:r>
+      <w:proofErr w:type="spellStart"/>
+      <w:r>
+        <w:rPr>
+          <w:rFonts w:ascii="Times New Roman" w:hAnsi="Times New Roman" w:cs="Times New Roman"/>
+          <w:sz w:val="24"/>
+          <w:szCs w:val="24"/>
+          <w:lang w:val="en-US"/>
+        </w:rPr>
+        <w:t>qN</w:t>
+      </w:r>
+      <w:proofErr w:type="spellEnd"/>
+      <w:r>
+        <w:rPr>
+          <w:rFonts w:ascii="Times New Roman" w:hAnsi="Times New Roman" w:cs="Times New Roman"/>
+          <w:sz w:val="24"/>
+          <w:szCs w:val="24"/>
+          <w:lang w:val="en-US"/>
+        </w:rPr>
+        <w:t>",</w:t>
+      </w:r>
+    </w:p>
+    <w:p>
+      <w:pPr>
+        <w:pStyle w:val="aa"/>
+        <w:rPr>
+          <w:rFonts w:ascii="Times New Roman" w:hAnsi="Times New Roman" w:cs="Times New Roman"/>
+          <w:sz w:val="24"/>
+          <w:szCs w:val="24"/>
+          <w:lang w:val="en-US"/>
+        </w:rPr>
+      </w:pPr>
+      <w:r>
+        <w:rPr>
+          <w:rFonts w:ascii="Times New Roman" w:hAnsi="Times New Roman" w:cs="Times New Roman"/>
+          <w:sz w:val="24"/>
+          <w:szCs w:val="24"/>
+          <w:lang w:val="en-US"/>
+        </w:rPr>
+        <w:t xml:space="preserve">            "Y": "N",</w:t>
+      </w:r>
+    </w:p>
+    <w:p>
+      <w:pPr>
+        <w:pStyle w:val="aa"/>
+        <w:rPr>
+          <w:rFonts w:ascii="Times New Roman" w:hAnsi="Times New Roman" w:cs="Times New Roman"/>
+          <w:sz w:val="24"/>
+          <w:szCs w:val="24"/>
+          <w:lang w:val="en-US"/>
+        </w:rPr>
+      </w:pPr>
+      <w:r>
+        <w:rPr>
+          <w:rFonts w:ascii="Times New Roman" w:hAnsi="Times New Roman" w:cs="Times New Roman"/>
+          <w:sz w:val="24"/>
+          <w:szCs w:val="24"/>
+          <w:lang w:val="en-US"/>
+        </w:rPr>
+        <w:t xml:space="preserve">            "N": "N",</w:t>
+      </w:r>
+    </w:p>
+    <w:p>
+      <w:pPr>
+        <w:pStyle w:val="aa"/>
+        <w:rPr>
+          <w:rFonts w:ascii="Times New Roman" w:hAnsi="Times New Roman" w:cs="Times New Roman"/>
+          <w:sz w:val="24"/>
+          <w:szCs w:val="24"/>
+          <w:lang w:val="en-US"/>
+        </w:rPr>
+      </w:pPr>
+      <w:r>
+        <w:rPr>
+          <w:rFonts w:ascii="Times New Roman" w:hAnsi="Times New Roman" w:cs="Times New Roman"/>
+          <w:sz w:val="24"/>
+          <w:szCs w:val="24"/>
+          <w:lang w:val="en-US"/>
+        </w:rPr>
+        <w:t xml:space="preserve">            "λ": "N L </w:t>
+      </w:r>
+      <w:proofErr w:type="spellStart"/>
+      <w:r>
+        <w:rPr>
+          <w:rFonts w:ascii="Times New Roman" w:hAnsi="Times New Roman" w:cs="Times New Roman"/>
+          <w:sz w:val="24"/>
+          <w:szCs w:val="24"/>
+          <w:lang w:val="en-US"/>
+        </w:rPr>
+        <w:t>qS</w:t>
+      </w:r>
+      <w:proofErr w:type="spellEnd"/>
+      <w:r>
+        <w:rPr>
+          <w:rFonts w:ascii="Times New Roman" w:hAnsi="Times New Roman" w:cs="Times New Roman"/>
+          <w:sz w:val="24"/>
+          <w:szCs w:val="24"/>
+          <w:lang w:val="en-US"/>
+        </w:rPr>
+        <w:t>"</w:t>
+      </w:r>
+    </w:p>
+    <w:p>
+      <w:pPr>
+        <w:pStyle w:val="aa"/>
+        <w:rPr>
+          <w:rFonts w:ascii="Times New Roman" w:hAnsi="Times New Roman" w:cs="Times New Roman"/>
+          <w:sz w:val="24"/>
+          <w:szCs w:val="24"/>
+          <w:lang w:val="en-US"/>
+        </w:rPr>
+      </w:pPr>
+      <w:r>
+        <w:rPr>
+          <w:rFonts w:ascii="Times New Roman" w:hAnsi="Times New Roman" w:cs="Times New Roman"/>
+          <w:sz w:val="24"/>
+          <w:szCs w:val="24"/>
+          <w:lang w:val="en-US"/>
+        </w:rPr>
+        <w:t xml:space="preserve">        },</w:t>
+      </w:r>
+    </w:p>
+    <w:p>
+      <w:pPr>
+        <w:pStyle w:val="aa"/>
+        <w:rPr>
+          <w:rFonts w:ascii="Times New Roman" w:hAnsi="Times New Roman" w:cs="Times New Roman"/>
+          <w:sz w:val="24"/>
+          <w:szCs w:val="24"/>
+          <w:lang w:val="en-US"/>
+        </w:rPr>
+      </w:pPr>
+      <w:r>
+        <w:rPr>
+          <w:rFonts w:ascii="Times New Roman" w:hAnsi="Times New Roman" w:cs="Times New Roman"/>
+          <w:sz w:val="24"/>
+          <w:szCs w:val="24"/>
+          <w:lang w:val="en-US"/>
+        </w:rPr>
+        <w:t xml:space="preserve">        "</w:t>
+      </w:r>
+      <w:proofErr w:type="spellStart"/>
+      <w:r>
+        <w:rPr>
+          <w:rFonts w:ascii="Times New Roman" w:hAnsi="Times New Roman" w:cs="Times New Roman"/>
+          <w:sz w:val="24"/>
+          <w:szCs w:val="24"/>
+          <w:lang w:val="en-US"/>
+        </w:rPr>
+        <w:t>qS</w:t>
+      </w:r>
+      <w:proofErr w:type="spellEnd"/>
+      <w:r>
+        <w:rPr>
+          <w:rFonts w:ascii="Times New Roman" w:hAnsi="Times New Roman" w:cs="Times New Roman"/>
+          <w:sz w:val="24"/>
+          <w:szCs w:val="24"/>
+          <w:lang w:val="en-US"/>
+        </w:rPr>
+        <w:t>": {</w:t>
+      </w:r>
+    </w:p>
+    <w:p>
+      <w:pPr>
+        <w:pStyle w:val="aa"/>
+        <w:rPr>
+          <w:rFonts w:ascii="Times New Roman" w:hAnsi="Times New Roman" w:cs="Times New Roman"/>
+          <w:sz w:val="24"/>
+          <w:szCs w:val="24"/>
+          <w:lang w:val="en-US"/>
+        </w:rPr>
+      </w:pPr>
+      <w:r>
+        <w:rPr>
+          <w:rFonts w:ascii="Times New Roman" w:hAnsi="Times New Roman" w:cs="Times New Roman"/>
+          <w:sz w:val="24"/>
+          <w:szCs w:val="24"/>
+          <w:lang w:val="en-US"/>
+        </w:rPr>
+        <w:t xml:space="preserve">            "comment": "",</w:t>
+      </w:r>
+    </w:p>
+    <w:p>
+      <w:pPr>
+        <w:pStyle w:val="aa"/>
+        <w:rPr>
+          <w:rFonts w:ascii="Times New Roman" w:hAnsi="Times New Roman" w:cs="Times New Roman"/>
+          <w:sz w:val="24"/>
+          <w:szCs w:val="24"/>
+          <w:lang w:val="en-US"/>
+        </w:rPr>
+      </w:pPr>
+      <w:r>
+        <w:rPr>
+          <w:rFonts w:ascii="Times New Roman" w:hAnsi="Times New Roman" w:cs="Times New Roman"/>
+          <w:sz w:val="24"/>
+          <w:szCs w:val="24"/>
+          <w:lang w:val="en-US"/>
+        </w:rPr>
+        <w:t xml:space="preserve">            "a": "N",</w:t>
+      </w:r>
+    </w:p>
+    <w:p>
+      <w:pPr>
+        <w:pStyle w:val="aa"/>
+        <w:rPr>
+          <w:rFonts w:ascii="Times New Roman" w:hAnsi="Times New Roman" w:cs="Times New Roman"/>
+          <w:sz w:val="24"/>
+          <w:szCs w:val="24"/>
+          <w:lang w:val="en-US"/>
+        </w:rPr>
+      </w:pPr>
+      <w:r>
+        <w:rPr>
+          <w:rFonts w:ascii="Times New Roman" w:hAnsi="Times New Roman" w:cs="Times New Roman"/>
+          <w:sz w:val="24"/>
+          <w:szCs w:val="24"/>
+          <w:lang w:val="en-US"/>
+        </w:rPr>
         <w:lastRenderedPageBreak/>
-        <w:t xml:space="preserve">            "λ": "λ L </w:t>
-      </w:r>
-      <w:proofErr w:type="spellStart"/>
-      <w:r>
-        <w:rPr>
-          <w:rFonts w:ascii="Times New Roman" w:hAnsi="Times New Roman" w:cs="Times New Roman"/>
-          <w:sz w:val="24"/>
-          <w:szCs w:val="24"/>
-          <w:lang w:val="en-US"/>
-        </w:rPr>
-        <w:t>qY</w:t>
-      </w:r>
-      <w:proofErr w:type="spellEnd"/>
-      <w:r>
-        <w:rPr>
-          <w:rFonts w:ascii="Times New Roman" w:hAnsi="Times New Roman" w:cs="Times New Roman"/>
-          <w:sz w:val="24"/>
-          <w:szCs w:val="24"/>
-          <w:lang w:val="en-US"/>
-        </w:rPr>
-        <w:t>",</w:t>
-      </w:r>
-    </w:p>
-    <w:p>
-      <w:pPr>
-        <w:pStyle w:val="aa"/>
-        <w:rPr>
-          <w:rFonts w:ascii="Times New Roman" w:hAnsi="Times New Roman" w:cs="Times New Roman"/>
-          <w:sz w:val="24"/>
-          <w:szCs w:val="24"/>
-          <w:lang w:val="en-US"/>
-        </w:rPr>
-      </w:pPr>
-      <w:r>
-        <w:rPr>
-          <w:rFonts w:ascii="Times New Roman" w:hAnsi="Times New Roman" w:cs="Times New Roman"/>
-          <w:sz w:val="24"/>
-          <w:szCs w:val="24"/>
-          <w:lang w:val="en-US"/>
-        </w:rPr>
-        <w:t xml:space="preserve">            "a": "R",</w:t>
-      </w:r>
-    </w:p>
-    <w:p>
-      <w:pPr>
-        <w:pStyle w:val="aa"/>
-        <w:rPr>
-          <w:rFonts w:ascii="Times New Roman" w:hAnsi="Times New Roman" w:cs="Times New Roman"/>
-          <w:sz w:val="24"/>
-          <w:szCs w:val="24"/>
-          <w:lang w:val="en-US"/>
-        </w:rPr>
-      </w:pPr>
-      <w:r>
-        <w:rPr>
-          <w:rFonts w:ascii="Times New Roman" w:hAnsi="Times New Roman" w:cs="Times New Roman"/>
-          <w:sz w:val="24"/>
-          <w:szCs w:val="24"/>
-          <w:lang w:val="en-US"/>
-        </w:rPr>
-        <w:t xml:space="preserve">            "b": "b R q1",</w:t>
-      </w:r>
-    </w:p>
-    <w:p>
-      <w:pPr>
-        <w:pStyle w:val="aa"/>
-        <w:rPr>
-          <w:rFonts w:ascii="Times New Roman" w:hAnsi="Times New Roman" w:cs="Times New Roman"/>
-          <w:sz w:val="24"/>
-          <w:szCs w:val="24"/>
-          <w:lang w:val="en-US"/>
-        </w:rPr>
-      </w:pPr>
-      <w:r>
-        <w:rPr>
-          <w:rFonts w:ascii="Times New Roman" w:hAnsi="Times New Roman" w:cs="Times New Roman"/>
-          <w:sz w:val="24"/>
-          <w:szCs w:val="24"/>
-          <w:lang w:val="en-US"/>
-        </w:rPr>
-        <w:t xml:space="preserve">            "Y": "N",</w:t>
-      </w:r>
-    </w:p>
-    <w:p>
-      <w:pPr>
-        <w:pStyle w:val="aa"/>
-        <w:rPr>
-          <w:rFonts w:ascii="Times New Roman" w:hAnsi="Times New Roman" w:cs="Times New Roman"/>
-          <w:sz w:val="24"/>
-          <w:szCs w:val="24"/>
-          <w:lang w:val="en-US"/>
-        </w:rPr>
-      </w:pPr>
-      <w:r>
-        <w:rPr>
-          <w:rFonts w:ascii="Times New Roman" w:hAnsi="Times New Roman" w:cs="Times New Roman"/>
-          <w:sz w:val="24"/>
-          <w:szCs w:val="24"/>
-          <w:lang w:val="en-US"/>
-        </w:rPr>
-        <w:t xml:space="preserve">            "N": "N"</w:t>
-      </w:r>
-    </w:p>
-    <w:p>
-      <w:pPr>
-        <w:pStyle w:val="aa"/>
-        <w:rPr>
-          <w:rFonts w:ascii="Times New Roman" w:hAnsi="Times New Roman" w:cs="Times New Roman"/>
-          <w:sz w:val="24"/>
-          <w:szCs w:val="24"/>
-          <w:lang w:val="en-US"/>
-        </w:rPr>
-      </w:pPr>
-      <w:r>
-        <w:rPr>
-          <w:rFonts w:ascii="Times New Roman" w:hAnsi="Times New Roman" w:cs="Times New Roman"/>
-          <w:sz w:val="24"/>
-          <w:szCs w:val="24"/>
-          <w:lang w:val="en-US"/>
-        </w:rPr>
-        <w:t xml:space="preserve">        },</w:t>
-      </w:r>
-    </w:p>
-    <w:p>
-      <w:pPr>
-        <w:pStyle w:val="aa"/>
-        <w:rPr>
-          <w:rFonts w:ascii="Times New Roman" w:hAnsi="Times New Roman" w:cs="Times New Roman"/>
-          <w:sz w:val="24"/>
-          <w:szCs w:val="24"/>
-          <w:lang w:val="en-US"/>
-        </w:rPr>
-      </w:pPr>
-      <w:r>
-        <w:rPr>
-          <w:rFonts w:ascii="Times New Roman" w:hAnsi="Times New Roman" w:cs="Times New Roman"/>
-          <w:sz w:val="24"/>
-          <w:szCs w:val="24"/>
-          <w:lang w:val="en-US"/>
-        </w:rPr>
-        <w:t xml:space="preserve">        "q1": {</w:t>
-      </w:r>
-    </w:p>
-    <w:p>
-      <w:pPr>
-        <w:pStyle w:val="aa"/>
-        <w:rPr>
-          <w:rFonts w:ascii="Times New Roman" w:hAnsi="Times New Roman" w:cs="Times New Roman"/>
-          <w:sz w:val="24"/>
-          <w:szCs w:val="24"/>
-          <w:lang w:val="en-US"/>
-        </w:rPr>
-      </w:pPr>
-      <w:r>
-        <w:rPr>
-          <w:rFonts w:ascii="Times New Roman" w:hAnsi="Times New Roman" w:cs="Times New Roman"/>
-          <w:sz w:val="24"/>
-          <w:szCs w:val="24"/>
-          <w:lang w:val="en-US"/>
-        </w:rPr>
-        <w:t xml:space="preserve">            "comment": "",</w:t>
-      </w:r>
-    </w:p>
-    <w:p>
-      <w:pPr>
-        <w:pStyle w:val="aa"/>
-        <w:rPr>
-          <w:rFonts w:ascii="Times New Roman" w:hAnsi="Times New Roman" w:cs="Times New Roman"/>
-          <w:sz w:val="24"/>
-          <w:szCs w:val="24"/>
-          <w:lang w:val="en-US"/>
-        </w:rPr>
-      </w:pPr>
-      <w:r>
-        <w:rPr>
-          <w:rFonts w:ascii="Times New Roman" w:hAnsi="Times New Roman" w:cs="Times New Roman"/>
-          <w:sz w:val="24"/>
-          <w:szCs w:val="24"/>
-          <w:lang w:val="en-US"/>
-        </w:rPr>
-        <w:t xml:space="preserve">            "λ": "λ L </w:t>
-      </w:r>
-      <w:proofErr w:type="spellStart"/>
-      <w:r>
-        <w:rPr>
-          <w:rFonts w:ascii="Times New Roman" w:hAnsi="Times New Roman" w:cs="Times New Roman"/>
-          <w:sz w:val="24"/>
-          <w:szCs w:val="24"/>
-          <w:lang w:val="en-US"/>
-        </w:rPr>
-        <w:t>qN</w:t>
-      </w:r>
-      <w:proofErr w:type="spellEnd"/>
-      <w:r>
-        <w:rPr>
-          <w:rFonts w:ascii="Times New Roman" w:hAnsi="Times New Roman" w:cs="Times New Roman"/>
-          <w:sz w:val="24"/>
-          <w:szCs w:val="24"/>
-          <w:lang w:val="en-US"/>
-        </w:rPr>
-        <w:t>",</w:t>
-      </w:r>
-    </w:p>
-    <w:p>
-      <w:pPr>
-        <w:pStyle w:val="aa"/>
-        <w:rPr>
-          <w:rFonts w:ascii="Times New Roman" w:hAnsi="Times New Roman" w:cs="Times New Roman"/>
-          <w:sz w:val="24"/>
-          <w:szCs w:val="24"/>
-          <w:lang w:val="en-US"/>
-        </w:rPr>
-      </w:pPr>
-      <w:r>
-        <w:rPr>
-          <w:rFonts w:ascii="Times New Roman" w:hAnsi="Times New Roman" w:cs="Times New Roman"/>
-          <w:sz w:val="24"/>
-          <w:szCs w:val="24"/>
-          <w:lang w:val="en-US"/>
-        </w:rPr>
-        <w:t xml:space="preserve">            "a": "R",</w:t>
-      </w:r>
-    </w:p>
-    <w:p>
-      <w:pPr>
-        <w:pStyle w:val="aa"/>
-        <w:rPr>
-          <w:rFonts w:ascii="Times New Roman" w:hAnsi="Times New Roman" w:cs="Times New Roman"/>
-          <w:sz w:val="24"/>
-          <w:szCs w:val="24"/>
-          <w:lang w:val="en-US"/>
-        </w:rPr>
-      </w:pPr>
-      <w:r>
-        <w:rPr>
-          <w:rFonts w:ascii="Times New Roman" w:hAnsi="Times New Roman" w:cs="Times New Roman"/>
-          <w:sz w:val="24"/>
-          <w:szCs w:val="24"/>
-          <w:lang w:val="en-US"/>
-        </w:rPr>
-        <w:t xml:space="preserve">            "b": "b R q0",</w:t>
-      </w:r>
-    </w:p>
-    <w:p>
-      <w:pPr>
-        <w:pStyle w:val="aa"/>
-        <w:rPr>
-          <w:rFonts w:ascii="Times New Roman" w:hAnsi="Times New Roman" w:cs="Times New Roman"/>
-          <w:sz w:val="24"/>
-          <w:szCs w:val="24"/>
-          <w:lang w:val="en-US"/>
-        </w:rPr>
-      </w:pPr>
-      <w:r>
-        <w:rPr>
-          <w:rFonts w:ascii="Times New Roman" w:hAnsi="Times New Roman" w:cs="Times New Roman"/>
-          <w:sz w:val="24"/>
-          <w:szCs w:val="24"/>
-          <w:lang w:val="en-US"/>
-        </w:rPr>
-        <w:t xml:space="preserve">            "Y": "N",</w:t>
-      </w:r>
-    </w:p>
-    <w:p>
-      <w:pPr>
-        <w:pStyle w:val="aa"/>
-        <w:rPr>
-          <w:rFonts w:ascii="Times New Roman" w:hAnsi="Times New Roman" w:cs="Times New Roman"/>
-          <w:sz w:val="24"/>
-          <w:szCs w:val="24"/>
-          <w:lang w:val="en-US"/>
-        </w:rPr>
-      </w:pPr>
-      <w:r>
-        <w:rPr>
-          <w:rFonts w:ascii="Times New Roman" w:hAnsi="Times New Roman" w:cs="Times New Roman"/>
-          <w:sz w:val="24"/>
-          <w:szCs w:val="24"/>
-          <w:lang w:val="en-US"/>
-        </w:rPr>
-        <w:t xml:space="preserve">            "N": "N"</w:t>
-      </w:r>
-    </w:p>
-    <w:p>
-      <w:pPr>
-        <w:pStyle w:val="aa"/>
-        <w:rPr>
-          <w:rFonts w:ascii="Times New Roman" w:hAnsi="Times New Roman" w:cs="Times New Roman"/>
-          <w:sz w:val="24"/>
-          <w:szCs w:val="24"/>
-          <w:lang w:val="en-US"/>
-        </w:rPr>
-      </w:pPr>
-      <w:r>
-        <w:rPr>
-          <w:rFonts w:ascii="Times New Roman" w:hAnsi="Times New Roman" w:cs="Times New Roman"/>
-          <w:sz w:val="24"/>
-          <w:szCs w:val="24"/>
-          <w:lang w:val="en-US"/>
-        </w:rPr>
-        <w:t xml:space="preserve">        },</w:t>
-      </w:r>
-    </w:p>
-    <w:p>
-      <w:pPr>
-        <w:pStyle w:val="aa"/>
-        <w:rPr>
-          <w:rFonts w:ascii="Times New Roman" w:hAnsi="Times New Roman" w:cs="Times New Roman"/>
-          <w:sz w:val="24"/>
-          <w:szCs w:val="24"/>
-          <w:lang w:val="en-US"/>
-        </w:rPr>
-      </w:pPr>
-      <w:r>
-        <w:rPr>
-          <w:rFonts w:ascii="Times New Roman" w:hAnsi="Times New Roman" w:cs="Times New Roman"/>
-          <w:sz w:val="24"/>
-          <w:szCs w:val="24"/>
-          <w:lang w:val="en-US"/>
-        </w:rPr>
-        <w:t xml:space="preserve">        "</w:t>
-      </w:r>
-      <w:proofErr w:type="spellStart"/>
-      <w:r>
-        <w:rPr>
-          <w:rFonts w:ascii="Times New Roman" w:hAnsi="Times New Roman" w:cs="Times New Roman"/>
-          <w:sz w:val="24"/>
-          <w:szCs w:val="24"/>
-          <w:lang w:val="en-US"/>
-        </w:rPr>
-        <w:t>qY</w:t>
-      </w:r>
-      <w:proofErr w:type="spellEnd"/>
-      <w:r>
-        <w:rPr>
-          <w:rFonts w:ascii="Times New Roman" w:hAnsi="Times New Roman" w:cs="Times New Roman"/>
-          <w:sz w:val="24"/>
-          <w:szCs w:val="24"/>
-          <w:lang w:val="en-US"/>
-        </w:rPr>
-        <w:t>": {</w:t>
-      </w:r>
-    </w:p>
-    <w:p>
-      <w:pPr>
-        <w:pStyle w:val="aa"/>
-        <w:rPr>
-          <w:rFonts w:ascii="Times New Roman" w:hAnsi="Times New Roman" w:cs="Times New Roman"/>
-          <w:sz w:val="24"/>
-          <w:szCs w:val="24"/>
-          <w:lang w:val="en-US"/>
-        </w:rPr>
-      </w:pPr>
-      <w:r>
-        <w:rPr>
-          <w:rFonts w:ascii="Times New Roman" w:hAnsi="Times New Roman" w:cs="Times New Roman"/>
-          <w:sz w:val="24"/>
-          <w:szCs w:val="24"/>
-          <w:lang w:val="en-US"/>
-        </w:rPr>
-        <w:t xml:space="preserve">            "comment": "",</w:t>
-      </w:r>
-    </w:p>
-    <w:p>
-      <w:pPr>
-        <w:pStyle w:val="aa"/>
-        <w:rPr>
-          <w:rFonts w:ascii="Times New Roman" w:hAnsi="Times New Roman" w:cs="Times New Roman"/>
-          <w:sz w:val="24"/>
-          <w:szCs w:val="24"/>
-          <w:lang w:val="en-US"/>
-        </w:rPr>
-      </w:pPr>
-      <w:r>
-        <w:rPr>
-          <w:rFonts w:ascii="Times New Roman" w:hAnsi="Times New Roman" w:cs="Times New Roman"/>
-          <w:sz w:val="24"/>
-          <w:szCs w:val="24"/>
-          <w:lang w:val="en-US"/>
-        </w:rPr>
-        <w:t xml:space="preserve">            "a": "λ L </w:t>
-      </w:r>
-      <w:proofErr w:type="spellStart"/>
-      <w:r>
-        <w:rPr>
-          <w:rFonts w:ascii="Times New Roman" w:hAnsi="Times New Roman" w:cs="Times New Roman"/>
-          <w:sz w:val="24"/>
-          <w:szCs w:val="24"/>
-          <w:lang w:val="en-US"/>
-        </w:rPr>
-        <w:t>qY</w:t>
-      </w:r>
-      <w:proofErr w:type="spellEnd"/>
-      <w:r>
-        <w:rPr>
-          <w:rFonts w:ascii="Times New Roman" w:hAnsi="Times New Roman" w:cs="Times New Roman"/>
-          <w:sz w:val="24"/>
-          <w:szCs w:val="24"/>
-          <w:lang w:val="en-US"/>
-        </w:rPr>
-        <w:t>",</w:t>
-      </w:r>
-    </w:p>
-    <w:p>
-      <w:pPr>
-        <w:pStyle w:val="aa"/>
-        <w:rPr>
-          <w:rFonts w:ascii="Times New Roman" w:hAnsi="Times New Roman" w:cs="Times New Roman"/>
-          <w:sz w:val="24"/>
-          <w:szCs w:val="24"/>
-          <w:lang w:val="en-US"/>
-        </w:rPr>
-      </w:pPr>
-      <w:r>
-        <w:rPr>
-          <w:rFonts w:ascii="Times New Roman" w:hAnsi="Times New Roman" w:cs="Times New Roman"/>
-          <w:sz w:val="24"/>
-          <w:szCs w:val="24"/>
-          <w:lang w:val="en-US"/>
-        </w:rPr>
-        <w:t xml:space="preserve">            "b": "λ L </w:t>
-      </w:r>
-      <w:proofErr w:type="spellStart"/>
-      <w:r>
-        <w:rPr>
-          <w:rFonts w:ascii="Times New Roman" w:hAnsi="Times New Roman" w:cs="Times New Roman"/>
-          <w:sz w:val="24"/>
-          <w:szCs w:val="24"/>
-          <w:lang w:val="en-US"/>
-        </w:rPr>
-        <w:t>qY</w:t>
-      </w:r>
-      <w:proofErr w:type="spellEnd"/>
-      <w:r>
-        <w:rPr>
-          <w:rFonts w:ascii="Times New Roman" w:hAnsi="Times New Roman" w:cs="Times New Roman"/>
-          <w:sz w:val="24"/>
-          <w:szCs w:val="24"/>
-          <w:lang w:val="en-US"/>
-        </w:rPr>
-        <w:t>",</w:t>
-      </w:r>
-    </w:p>
-    <w:p>
-      <w:pPr>
-        <w:pStyle w:val="aa"/>
-        <w:rPr>
-          <w:rFonts w:ascii="Times New Roman" w:hAnsi="Times New Roman" w:cs="Times New Roman"/>
-          <w:sz w:val="24"/>
-          <w:szCs w:val="24"/>
-          <w:lang w:val="en-US"/>
-        </w:rPr>
-      </w:pPr>
-      <w:r>
-        <w:rPr>
-          <w:rFonts w:ascii="Times New Roman" w:hAnsi="Times New Roman" w:cs="Times New Roman"/>
-          <w:sz w:val="24"/>
-          <w:szCs w:val="24"/>
-          <w:lang w:val="en-US"/>
-        </w:rPr>
-        <w:t xml:space="preserve">            "Y": "N",</w:t>
-      </w:r>
-    </w:p>
-    <w:p>
-      <w:pPr>
-        <w:pStyle w:val="aa"/>
-        <w:rPr>
-          <w:rFonts w:ascii="Times New Roman" w:hAnsi="Times New Roman" w:cs="Times New Roman"/>
-          <w:sz w:val="24"/>
-          <w:szCs w:val="24"/>
-          <w:lang w:val="en-US"/>
-        </w:rPr>
-      </w:pPr>
-      <w:r>
-        <w:rPr>
-          <w:rFonts w:ascii="Times New Roman" w:hAnsi="Times New Roman" w:cs="Times New Roman"/>
-          <w:sz w:val="24"/>
-          <w:szCs w:val="24"/>
-          <w:lang w:val="en-US"/>
-        </w:rPr>
-        <w:t xml:space="preserve">            "N": "N",</w:t>
-      </w:r>
-    </w:p>
-    <w:p>
-      <w:pPr>
-        <w:pStyle w:val="aa"/>
-        <w:rPr>
-          <w:rFonts w:ascii="Times New Roman" w:hAnsi="Times New Roman" w:cs="Times New Roman"/>
-          <w:sz w:val="24"/>
-          <w:szCs w:val="24"/>
-          <w:lang w:val="en-US"/>
-        </w:rPr>
-      </w:pPr>
-      <w:r>
-        <w:rPr>
-          <w:rFonts w:ascii="Times New Roman" w:hAnsi="Times New Roman" w:cs="Times New Roman"/>
-          <w:sz w:val="24"/>
-          <w:szCs w:val="24"/>
-          <w:lang w:val="en-US"/>
-        </w:rPr>
-        <w:t xml:space="preserve">            "λ": "Y L </w:t>
-      </w:r>
-      <w:proofErr w:type="spellStart"/>
-      <w:r>
-        <w:rPr>
-          <w:rFonts w:ascii="Times New Roman" w:hAnsi="Times New Roman" w:cs="Times New Roman"/>
-          <w:sz w:val="24"/>
-          <w:szCs w:val="24"/>
-          <w:lang w:val="en-US"/>
-        </w:rPr>
-        <w:t>qS</w:t>
-      </w:r>
-      <w:proofErr w:type="spellEnd"/>
-      <w:r>
-        <w:rPr>
-          <w:rFonts w:ascii="Times New Roman" w:hAnsi="Times New Roman" w:cs="Times New Roman"/>
-          <w:sz w:val="24"/>
-          <w:szCs w:val="24"/>
-          <w:lang w:val="en-US"/>
-        </w:rPr>
-        <w:t>"</w:t>
-      </w:r>
-    </w:p>
-    <w:p>
-      <w:pPr>
-        <w:pStyle w:val="aa"/>
-        <w:rPr>
-          <w:rFonts w:ascii="Times New Roman" w:hAnsi="Times New Roman" w:cs="Times New Roman"/>
-          <w:sz w:val="24"/>
-          <w:szCs w:val="24"/>
-          <w:lang w:val="en-US"/>
-        </w:rPr>
-      </w:pPr>
-      <w:r>
-        <w:rPr>
-          <w:rFonts w:ascii="Times New Roman" w:hAnsi="Times New Roman" w:cs="Times New Roman"/>
-          <w:sz w:val="24"/>
-          <w:szCs w:val="24"/>
-          <w:lang w:val="en-US"/>
-        </w:rPr>
-        <w:t xml:space="preserve">        },</w:t>
-      </w:r>
-    </w:p>
-    <w:p>
-      <w:pPr>
-        <w:pStyle w:val="aa"/>
-        <w:rPr>
-          <w:rFonts w:ascii="Times New Roman" w:hAnsi="Times New Roman" w:cs="Times New Roman"/>
-          <w:sz w:val="24"/>
-          <w:szCs w:val="24"/>
-          <w:lang w:val="en-US"/>
-        </w:rPr>
-      </w:pPr>
-      <w:r>
-        <w:rPr>
-          <w:rFonts w:ascii="Times New Roman" w:hAnsi="Times New Roman" w:cs="Times New Roman"/>
-          <w:sz w:val="24"/>
-          <w:szCs w:val="24"/>
-          <w:lang w:val="en-US"/>
-        </w:rPr>
-        <w:t xml:space="preserve">        "</w:t>
-      </w:r>
-      <w:proofErr w:type="spellStart"/>
-      <w:r>
-        <w:rPr>
-          <w:rFonts w:ascii="Times New Roman" w:hAnsi="Times New Roman" w:cs="Times New Roman"/>
-          <w:sz w:val="24"/>
-          <w:szCs w:val="24"/>
-          <w:lang w:val="en-US"/>
-        </w:rPr>
-        <w:t>qN</w:t>
-      </w:r>
-      <w:proofErr w:type="spellEnd"/>
-      <w:r>
-        <w:rPr>
-          <w:rFonts w:ascii="Times New Roman" w:hAnsi="Times New Roman" w:cs="Times New Roman"/>
-          <w:sz w:val="24"/>
-          <w:szCs w:val="24"/>
-          <w:lang w:val="en-US"/>
-        </w:rPr>
-        <w:t>": {</w:t>
-      </w:r>
-    </w:p>
-    <w:p>
-      <w:pPr>
-        <w:pStyle w:val="aa"/>
-        <w:rPr>
-          <w:rFonts w:ascii="Times New Roman" w:hAnsi="Times New Roman" w:cs="Times New Roman"/>
-          <w:sz w:val="24"/>
-          <w:szCs w:val="24"/>
-          <w:lang w:val="en-US"/>
-        </w:rPr>
-      </w:pPr>
-      <w:r>
-        <w:rPr>
-          <w:rFonts w:ascii="Times New Roman" w:hAnsi="Times New Roman" w:cs="Times New Roman"/>
-          <w:sz w:val="24"/>
-          <w:szCs w:val="24"/>
-          <w:lang w:val="en-US"/>
-        </w:rPr>
-        <w:t xml:space="preserve">            "comment": "",</w:t>
-      </w:r>
-    </w:p>
-    <w:p>
-      <w:pPr>
-        <w:pStyle w:val="aa"/>
-        <w:rPr>
-          <w:rFonts w:ascii="Times New Roman" w:hAnsi="Times New Roman" w:cs="Times New Roman"/>
-          <w:sz w:val="24"/>
-          <w:szCs w:val="24"/>
-          <w:lang w:val="en-US"/>
-        </w:rPr>
-      </w:pPr>
-      <w:r>
-        <w:rPr>
-          <w:rFonts w:ascii="Times New Roman" w:hAnsi="Times New Roman" w:cs="Times New Roman"/>
-          <w:sz w:val="24"/>
-          <w:szCs w:val="24"/>
-          <w:lang w:val="en-US"/>
-        </w:rPr>
-        <w:t xml:space="preserve">            "a": "λ L </w:t>
-      </w:r>
-      <w:proofErr w:type="spellStart"/>
-      <w:r>
-        <w:rPr>
-          <w:rFonts w:ascii="Times New Roman" w:hAnsi="Times New Roman" w:cs="Times New Roman"/>
-          <w:sz w:val="24"/>
-          <w:szCs w:val="24"/>
-          <w:lang w:val="en-US"/>
-        </w:rPr>
-        <w:t>qN</w:t>
-      </w:r>
-      <w:proofErr w:type="spellEnd"/>
-      <w:r>
-        <w:rPr>
-          <w:rFonts w:ascii="Times New Roman" w:hAnsi="Times New Roman" w:cs="Times New Roman"/>
-          <w:sz w:val="24"/>
-          <w:szCs w:val="24"/>
-          <w:lang w:val="en-US"/>
-        </w:rPr>
-        <w:t>",</w:t>
-      </w:r>
-    </w:p>
-    <w:p>
-      <w:pPr>
-        <w:pStyle w:val="aa"/>
-        <w:rPr>
-          <w:rFonts w:ascii="Times New Roman" w:hAnsi="Times New Roman" w:cs="Times New Roman"/>
-          <w:sz w:val="24"/>
-          <w:szCs w:val="24"/>
-          <w:lang w:val="en-US"/>
-        </w:rPr>
-      </w:pPr>
-      <w:r>
-        <w:rPr>
-          <w:rFonts w:ascii="Times New Roman" w:hAnsi="Times New Roman" w:cs="Times New Roman"/>
-          <w:sz w:val="24"/>
-          <w:szCs w:val="24"/>
-          <w:lang w:val="en-US"/>
-        </w:rPr>
-        <w:t xml:space="preserve">            "b": "λ L </w:t>
-      </w:r>
-      <w:proofErr w:type="spellStart"/>
-      <w:r>
-        <w:rPr>
-          <w:rFonts w:ascii="Times New Roman" w:hAnsi="Times New Roman" w:cs="Times New Roman"/>
-          <w:sz w:val="24"/>
-          <w:szCs w:val="24"/>
-          <w:lang w:val="en-US"/>
-        </w:rPr>
-        <w:t>qN</w:t>
-      </w:r>
-      <w:proofErr w:type="spellEnd"/>
-      <w:r>
-        <w:rPr>
-          <w:rFonts w:ascii="Times New Roman" w:hAnsi="Times New Roman" w:cs="Times New Roman"/>
-          <w:sz w:val="24"/>
-          <w:szCs w:val="24"/>
-          <w:lang w:val="en-US"/>
-        </w:rPr>
-        <w:t>",</w:t>
-      </w:r>
-    </w:p>
-    <w:p>
-      <w:pPr>
-        <w:pStyle w:val="aa"/>
-        <w:rPr>
-          <w:rFonts w:ascii="Times New Roman" w:hAnsi="Times New Roman" w:cs="Times New Roman"/>
-          <w:sz w:val="24"/>
-          <w:szCs w:val="24"/>
-          <w:lang w:val="en-US"/>
-        </w:rPr>
-      </w:pPr>
-      <w:r>
-        <w:rPr>
-          <w:rFonts w:ascii="Times New Roman" w:hAnsi="Times New Roman" w:cs="Times New Roman"/>
-          <w:sz w:val="24"/>
-          <w:szCs w:val="24"/>
-          <w:lang w:val="en-US"/>
-        </w:rPr>
-        <w:t xml:space="preserve">            "Y": "N",</w:t>
-      </w:r>
-    </w:p>
-    <w:p>
-      <w:pPr>
-        <w:pStyle w:val="aa"/>
-        <w:rPr>
-          <w:rFonts w:ascii="Times New Roman" w:hAnsi="Times New Roman" w:cs="Times New Roman"/>
-          <w:sz w:val="24"/>
-          <w:szCs w:val="24"/>
-          <w:lang w:val="en-US"/>
-        </w:rPr>
-      </w:pPr>
-      <w:r>
-        <w:rPr>
-          <w:rFonts w:ascii="Times New Roman" w:hAnsi="Times New Roman" w:cs="Times New Roman"/>
-          <w:sz w:val="24"/>
-          <w:szCs w:val="24"/>
-          <w:lang w:val="en-US"/>
-        </w:rPr>
-        <w:t xml:space="preserve">            "N": "N",</w:t>
-      </w:r>
-    </w:p>
-    <w:p>
-      <w:pPr>
-        <w:pStyle w:val="aa"/>
-        <w:rPr>
-          <w:rFonts w:ascii="Times New Roman" w:hAnsi="Times New Roman" w:cs="Times New Roman"/>
-          <w:sz w:val="24"/>
-          <w:szCs w:val="24"/>
-          <w:lang w:val="en-US"/>
-        </w:rPr>
-      </w:pPr>
-      <w:r>
-        <w:rPr>
-          <w:rFonts w:ascii="Times New Roman" w:hAnsi="Times New Roman" w:cs="Times New Roman"/>
-          <w:sz w:val="24"/>
-          <w:szCs w:val="24"/>
-          <w:lang w:val="en-US"/>
-        </w:rPr>
-        <w:t xml:space="preserve">            "λ": "N L </w:t>
-      </w:r>
-      <w:proofErr w:type="spellStart"/>
-      <w:r>
-        <w:rPr>
-          <w:rFonts w:ascii="Times New Roman" w:hAnsi="Times New Roman" w:cs="Times New Roman"/>
-          <w:sz w:val="24"/>
-          <w:szCs w:val="24"/>
-          <w:lang w:val="en-US"/>
-        </w:rPr>
-        <w:t>qS</w:t>
-      </w:r>
-      <w:proofErr w:type="spellEnd"/>
-      <w:r>
-        <w:rPr>
-          <w:rFonts w:ascii="Times New Roman" w:hAnsi="Times New Roman" w:cs="Times New Roman"/>
-          <w:sz w:val="24"/>
-          <w:szCs w:val="24"/>
-          <w:lang w:val="en-US"/>
-        </w:rPr>
-        <w:t>"</w:t>
-      </w:r>
-    </w:p>
-    <w:p>
-      <w:pPr>
-        <w:pStyle w:val="aa"/>
-        <w:rPr>
-          <w:rFonts w:ascii="Times New Roman" w:hAnsi="Times New Roman" w:cs="Times New Roman"/>
-          <w:sz w:val="24"/>
-          <w:szCs w:val="24"/>
-          <w:lang w:val="en-US"/>
-        </w:rPr>
-      </w:pPr>
-      <w:r>
-        <w:rPr>
-          <w:rFonts w:ascii="Times New Roman" w:hAnsi="Times New Roman" w:cs="Times New Roman"/>
-          <w:sz w:val="24"/>
-          <w:szCs w:val="24"/>
-          <w:lang w:val="en-US"/>
-        </w:rPr>
-        <w:t xml:space="preserve">        },</w:t>
-      </w:r>
-    </w:p>
-    <w:p>
-      <w:pPr>
-        <w:pStyle w:val="aa"/>
-        <w:rPr>
-          <w:rFonts w:ascii="Times New Roman" w:hAnsi="Times New Roman" w:cs="Times New Roman"/>
-          <w:sz w:val="24"/>
-          <w:szCs w:val="24"/>
-          <w:lang w:val="en-US"/>
-        </w:rPr>
-      </w:pPr>
-      <w:r>
-        <w:rPr>
-          <w:rFonts w:ascii="Times New Roman" w:hAnsi="Times New Roman" w:cs="Times New Roman"/>
-          <w:sz w:val="24"/>
-          <w:szCs w:val="24"/>
-          <w:lang w:val="en-US"/>
-        </w:rPr>
-        <w:t xml:space="preserve">        "</w:t>
-      </w:r>
-      <w:proofErr w:type="spellStart"/>
-      <w:r>
-        <w:rPr>
-          <w:rFonts w:ascii="Times New Roman" w:hAnsi="Times New Roman" w:cs="Times New Roman"/>
-          <w:sz w:val="24"/>
-          <w:szCs w:val="24"/>
-          <w:lang w:val="en-US"/>
-        </w:rPr>
-        <w:t>qS</w:t>
-      </w:r>
-      <w:proofErr w:type="spellEnd"/>
-      <w:r>
-        <w:rPr>
-          <w:rFonts w:ascii="Times New Roman" w:hAnsi="Times New Roman" w:cs="Times New Roman"/>
-          <w:sz w:val="24"/>
-          <w:szCs w:val="24"/>
-          <w:lang w:val="en-US"/>
-        </w:rPr>
-        <w:t>": {</w:t>
-      </w:r>
-    </w:p>
-    <w:p>
-      <w:pPr>
-        <w:pStyle w:val="aa"/>
-        <w:rPr>
-          <w:rFonts w:ascii="Times New Roman" w:hAnsi="Times New Roman" w:cs="Times New Roman"/>
-          <w:sz w:val="24"/>
-          <w:szCs w:val="24"/>
-          <w:lang w:val="en-US"/>
-        </w:rPr>
-      </w:pPr>
-      <w:r>
-        <w:rPr>
-          <w:rFonts w:ascii="Times New Roman" w:hAnsi="Times New Roman" w:cs="Times New Roman"/>
-          <w:sz w:val="24"/>
-          <w:szCs w:val="24"/>
-          <w:lang w:val="en-US"/>
-        </w:rPr>
-        <w:t xml:space="preserve">            "comment": "",</w:t>
-      </w:r>
-    </w:p>
-    <w:p>
-      <w:pPr>
-        <w:pStyle w:val="aa"/>
-        <w:rPr>
-          <w:rFonts w:ascii="Times New Roman" w:hAnsi="Times New Roman" w:cs="Times New Roman"/>
-          <w:sz w:val="24"/>
-          <w:szCs w:val="24"/>
-          <w:lang w:val="en-US"/>
-        </w:rPr>
-      </w:pPr>
-      <w:r>
-        <w:rPr>
-          <w:rFonts w:ascii="Times New Roman" w:hAnsi="Times New Roman" w:cs="Times New Roman"/>
-          <w:sz w:val="24"/>
-          <w:szCs w:val="24"/>
-          <w:lang w:val="en-US"/>
-        </w:rPr>
-        <w:t xml:space="preserve">            "a": "N",</w:t>
-      </w:r>
-    </w:p>
-    <w:p>
-      <w:pPr>
-        <w:pStyle w:val="aa"/>
-        <w:rPr>
-          <w:rFonts w:ascii="Times New Roman" w:hAnsi="Times New Roman" w:cs="Times New Roman"/>
-          <w:sz w:val="24"/>
-          <w:szCs w:val="24"/>
-          <w:lang w:val="en-US"/>
-        </w:rPr>
-      </w:pPr>
-      <w:r>
-        <w:rPr>
-          <w:rFonts w:ascii="Times New Roman" w:hAnsi="Times New Roman" w:cs="Times New Roman"/>
-          <w:sz w:val="24"/>
-          <w:szCs w:val="24"/>
-          <w:lang w:val="en-US"/>
-        </w:rPr>
         <w:t xml:space="preserve">            "b": "N",</w:t>
       </w:r>
     </w:p>
@@ -2753,7 +2898,6 @@
           <w:sz w:val="24"/>
           <w:szCs w:val="24"/>
         </w:rPr>
-        <w:lastRenderedPageBreak/>
         <w:t>Пример №1</w:t>
       </w:r>
       <w:r>
@@ -3025,6 +3169,7 @@
           <w:noProof/>
           <w:lang w:val="en-US"/>
         </w:rPr>
+        <w:lastRenderedPageBreak/>
         <w:drawing>
           <wp:inline distT="0" distB="0" distL="0" distR="0">
             <wp:extent cx="5458460" cy="1791285"/>
@@ -3216,7 +3361,6 @@
           <w:sz w:val="24"/>
           <w:szCs w:val="24"/>
         </w:rPr>
-        <w:lastRenderedPageBreak/>
         <w:t>Входные данные программы</w:t>
       </w:r>
       <w:r>
@@ -3434,6 +3578,7 @@
           <w:sz w:val="24"/>
           <w:szCs w:val="24"/>
         </w:rPr>
+        <w:lastRenderedPageBreak/>
         <w:t>Разработана низкоуровневая программа на эмуляторе машины Тьюринга согласно полученному варианту.</w:t>
       </w:r>
     </w:p>

--- a/Отчет_1_РПС.docx
+++ b/Отчет_1_РПС.docx
@@ -43,7 +43,7 @@
                     </pic:cNvPicPr>
                   </pic:nvPicPr>
                   <pic:blipFill>
-                    <a:blip r:embed="rId5" cstate="print">
+                    <a:blip r:embed="rId6" cstate="print">
                       <a:extLst>
                         <a:ext uri="{28A0092B-C50C-407E-A947-70E740481C1C}">
                           <a14:useLocalDpi xmlns:a14="http://schemas.microsoft.com/office/drawing/2010/main" val="0"/>
@@ -1023,16 +1023,21 @@
           <w:ilvl w:val="0"/>
           <w:numId w:val="1"/>
         </w:numPr>
-        <w:rPr>
-          <w:rFonts w:ascii="Times New Roman" w:hAnsi="Times New Roman" w:cs="Times New Roman"/>
-          <w:sz w:val="24"/>
-          <w:szCs w:val="24"/>
-          <w:lang w:val="en-US"/>
-        </w:rPr>
-      </w:pPr>
-      <w:r>
-        <w:rPr>
-          <w:rFonts w:ascii="Times New Roman" w:hAnsi="Times New Roman" w:cs="Times New Roman"/>
+        <w:ind w:left="142" w:firstLine="218"/>
+        <w:rPr>
+          <w:rFonts w:ascii="Times New Roman" w:hAnsi="Times New Roman" w:cs="Times New Roman"/>
+          <w:b/>
+          <w:bCs/>
+          <w:sz w:val="24"/>
+          <w:szCs w:val="24"/>
+          <w:lang w:val="en-US"/>
+        </w:rPr>
+      </w:pPr>
+      <w:r>
+        <w:rPr>
+          <w:rFonts w:ascii="Times New Roman" w:hAnsi="Times New Roman" w:cs="Times New Roman"/>
+          <w:b/>
+          <w:bCs/>
           <w:sz w:val="24"/>
           <w:szCs w:val="24"/>
         </w:rPr>
@@ -1043,6 +1048,7 @@
     <w:p>
       <w:pPr>
         <w:pStyle w:val="aa"/>
+        <w:ind w:left="0" w:firstLine="709"/>
         <w:rPr>
           <w:rFonts w:ascii="Times New Roman" w:hAnsi="Times New Roman" w:cs="Times New Roman"/>
           <w:color w:val="34343C"/>
@@ -1090,6 +1096,8 @@
         </w:numPr>
         <w:rPr>
           <w:rFonts w:ascii="Times New Roman" w:hAnsi="Times New Roman" w:cs="Times New Roman"/>
+          <w:b/>
+          <w:bCs/>
           <w:color w:val="34343C"/>
           <w:sz w:val="24"/>
           <w:szCs w:val="24"/>
@@ -1100,28 +1108,20 @@
       <w:r>
         <w:rPr>
           <w:rFonts w:ascii="Times New Roman" w:hAnsi="Times New Roman" w:cs="Times New Roman"/>
+          <w:b/>
+          <w:bCs/>
           <w:color w:val="34343C"/>
           <w:sz w:val="24"/>
           <w:szCs w:val="24"/>
           <w:shd w:val="clear" w:color="auto" w:fill="FFFFFF"/>
         </w:rPr>
-        <w:t>Описание заданий по варианту</w:t>
-      </w:r>
-      <w:r>
-        <w:rPr>
-          <w:rFonts w:ascii="Times New Roman" w:hAnsi="Times New Roman" w:cs="Times New Roman"/>
-          <w:color w:val="34343C"/>
-          <w:sz w:val="24"/>
-          <w:szCs w:val="24"/>
-          <w:shd w:val="clear" w:color="auto" w:fill="FFFFFF"/>
-          <w:lang w:val="en-US"/>
-        </w:rPr>
-        <w:t>:</w:t>
-      </w:r>
-    </w:p>
-    <w:p>
-      <w:pPr>
-        <w:pStyle w:val="aa"/>
+        <w:t>Описание заданий</w:t>
+      </w:r>
+    </w:p>
+    <w:p>
+      <w:pPr>
+        <w:pStyle w:val="aa"/>
+        <w:ind w:left="0" w:firstLine="709"/>
         <w:rPr>
           <w:rFonts w:ascii="Times New Roman" w:hAnsi="Times New Roman" w:cs="Times New Roman"/>
           <w:color w:val="34343C"/>
@@ -1298,7 +1298,7 @@
                     <pic:cNvPicPr/>
                   </pic:nvPicPr>
                   <pic:blipFill>
-                    <a:blip r:embed="rId6">
+                    <a:blip r:embed="rId7">
                       <a:extLst>
                         <a:ext uri="{28A0092B-C50C-407E-A947-70E740481C1C}">
                           <a14:useLocalDpi xmlns:a14="http://schemas.microsoft.com/office/drawing/2010/main" val="0"/>
@@ -1346,6 +1346,33 @@
         </w:numPr>
         <w:rPr>
           <w:rFonts w:ascii="Times New Roman" w:hAnsi="Times New Roman" w:cs="Times New Roman"/>
+          <w:b/>
+          <w:bCs/>
+          <w:color w:val="34343C"/>
+          <w:sz w:val="24"/>
+          <w:szCs w:val="24"/>
+          <w:shd w:val="clear" w:color="auto" w:fill="FFFFFF"/>
+        </w:rPr>
+      </w:pPr>
+      <w:r>
+        <w:rPr>
+          <w:rFonts w:ascii="Times New Roman" w:hAnsi="Times New Roman" w:cs="Times New Roman"/>
+          <w:b/>
+          <w:bCs/>
+          <w:color w:val="34343C"/>
+          <w:sz w:val="24"/>
+          <w:szCs w:val="24"/>
+          <w:shd w:val="clear" w:color="auto" w:fill="FFFFFF"/>
+        </w:rPr>
+        <w:t>Блок схема программы</w:t>
+      </w:r>
+    </w:p>
+    <w:p>
+      <w:pPr>
+        <w:pStyle w:val="aa"/>
+        <w:ind w:left="0" w:firstLine="720"/>
+        <w:rPr>
+          <w:rFonts w:ascii="Times New Roman" w:hAnsi="Times New Roman" w:cs="Times New Roman"/>
           <w:color w:val="34343C"/>
           <w:sz w:val="24"/>
           <w:szCs w:val="24"/>
@@ -1394,6 +1421,7 @@
         <w:rPr>
           <w:noProof/>
         </w:rPr>
+        <w:lastRenderedPageBreak/>
         <w:drawing>
           <wp:inline distT="0" distB="0" distL="0" distR="0">
             <wp:extent cx="3053598" cy="4887310"/>
@@ -1412,7 +1440,7 @@
                     </pic:cNvPicPr>
                   </pic:nvPicPr>
                   <pic:blipFill>
-                    <a:blip r:embed="rId7" cstate="print">
+                    <a:blip r:embed="rId8" cstate="print">
                       <a:extLst>
                         <a:ext uri="{28A0092B-C50C-407E-A947-70E740481C1C}">
                           <a14:useLocalDpi xmlns:a14="http://schemas.microsoft.com/office/drawing/2010/main" val="0"/>
@@ -1559,6 +1587,25 @@
         </w:rPr>
         <w:t>Текст разработанной программы</w:t>
       </w:r>
+    </w:p>
+    <w:p>
+      <w:pPr>
+        <w:ind w:left="360"/>
+        <w:rPr>
+          <w:rFonts w:ascii="Times New Roman" w:hAnsi="Times New Roman" w:cs="Times New Roman"/>
+          <w:sz w:val="24"/>
+          <w:szCs w:val="24"/>
+          <w:lang w:val="en-US"/>
+        </w:rPr>
+      </w:pPr>
+      <w:r>
+        <w:rPr>
+          <w:rFonts w:ascii="Times New Roman" w:hAnsi="Times New Roman" w:cs="Times New Roman"/>
+          <w:sz w:val="24"/>
+          <w:szCs w:val="24"/>
+        </w:rPr>
+        <w:t>Листинг исходного кода программы</w:t>
+      </w:r>
       <w:r>
         <w:rPr>
           <w:rFonts w:ascii="Times New Roman" w:hAnsi="Times New Roman" w:cs="Times New Roman"/>
@@ -1886,6 +1933,7 @@
           <w:szCs w:val="24"/>
           <w:lang w:val="en-US"/>
         </w:rPr>
+        <w:lastRenderedPageBreak/>
         <w:t xml:space="preserve">            "N": "N"</w:t>
       </w:r>
     </w:p>
@@ -2666,7 +2714,6 @@
           <w:szCs w:val="24"/>
           <w:lang w:val="en-US"/>
         </w:rPr>
-        <w:lastRenderedPageBreak/>
         <w:t xml:space="preserve">            "b": "N",</w:t>
       </w:r>
     </w:p>
@@ -2849,14 +2896,18 @@
         </w:numPr>
         <w:rPr>
           <w:rFonts w:ascii="Times New Roman" w:hAnsi="Times New Roman" w:cs="Times New Roman"/>
-          <w:sz w:val="24"/>
-          <w:szCs w:val="24"/>
-          <w:lang w:val="en-US"/>
-        </w:rPr>
-      </w:pPr>
-      <w:r>
-        <w:rPr>
-          <w:rFonts w:ascii="Times New Roman" w:hAnsi="Times New Roman" w:cs="Times New Roman"/>
+          <w:b/>
+          <w:bCs/>
+          <w:sz w:val="24"/>
+          <w:szCs w:val="24"/>
+          <w:lang w:val="en-US"/>
+        </w:rPr>
+      </w:pPr>
+      <w:r>
+        <w:rPr>
+          <w:rFonts w:ascii="Times New Roman" w:hAnsi="Times New Roman" w:cs="Times New Roman"/>
+          <w:b/>
+          <w:bCs/>
           <w:sz w:val="24"/>
           <w:szCs w:val="24"/>
         </w:rPr>
@@ -2865,6 +2916,8 @@
       <w:r>
         <w:rPr>
           <w:rFonts w:ascii="Times New Roman" w:hAnsi="Times New Roman" w:cs="Times New Roman"/>
+          <w:b/>
+          <w:bCs/>
           <w:sz w:val="24"/>
           <w:szCs w:val="24"/>
           <w:lang w:val="en-US"/>
@@ -2875,16 +2928,7 @@
     <w:p>
       <w:pPr>
         <w:pStyle w:val="aa"/>
-        <w:rPr>
-          <w:rFonts w:ascii="Times New Roman" w:hAnsi="Times New Roman" w:cs="Times New Roman"/>
-          <w:sz w:val="24"/>
-          <w:szCs w:val="24"/>
-        </w:rPr>
-      </w:pPr>
-    </w:p>
-    <w:p>
-      <w:pPr>
-        <w:pStyle w:val="aa"/>
+        <w:ind w:left="0" w:firstLine="720"/>
         <w:rPr>
           <w:rFonts w:ascii="Times New Roman" w:hAnsi="Times New Roman" w:cs="Times New Roman"/>
           <w:sz w:val="24"/>
@@ -2913,11 +2957,11 @@
     <w:p>
       <w:pPr>
         <w:pStyle w:val="aa"/>
-        <w:rPr>
-          <w:rFonts w:ascii="Times New Roman" w:hAnsi="Times New Roman" w:cs="Times New Roman"/>
-          <w:sz w:val="24"/>
-          <w:szCs w:val="24"/>
-          <w:lang w:val="en-US"/>
+        <w:ind w:left="0" w:firstLine="720"/>
+        <w:rPr>
+          <w:rFonts w:ascii="Times New Roman" w:hAnsi="Times New Roman" w:cs="Times New Roman"/>
+          <w:sz w:val="24"/>
+          <w:szCs w:val="24"/>
         </w:rPr>
       </w:pPr>
       <w:r>
@@ -2933,18 +2977,22 @@
           <w:rFonts w:ascii="Times New Roman" w:hAnsi="Times New Roman" w:cs="Times New Roman"/>
           <w:sz w:val="24"/>
           <w:szCs w:val="24"/>
-          <w:lang w:val="en-US"/>
-        </w:rPr>
-        <w:t>:</w:t>
-      </w:r>
-    </w:p>
-    <w:p>
-      <w:pPr>
-        <w:pStyle w:val="aa"/>
-        <w:rPr>
-          <w:rFonts w:ascii="Times New Roman" w:hAnsi="Times New Roman" w:cs="Times New Roman"/>
-          <w:lang w:val="en-US"/>
-        </w:rPr>
+        </w:rPr>
+        <w:t xml:space="preserve"> представлены на рисунке 2</w:t>
+      </w:r>
+      <w:r>
+        <w:rPr>
+          <w:rFonts w:ascii="Times New Roman" w:hAnsi="Times New Roman" w:cs="Times New Roman"/>
+          <w:sz w:val="24"/>
+          <w:szCs w:val="24"/>
+        </w:rPr>
+        <w:t>.</w:t>
+      </w:r>
+    </w:p>
+    <w:p>
+      <w:pPr>
+        <w:pStyle w:val="aa"/>
+        <w:keepNext/>
       </w:pPr>
       <w:r>
         <w:rPr>
@@ -2952,6 +3000,7 @@
           <w:noProof/>
           <w:lang w:val="en-US"/>
         </w:rPr>
+        <w:lastRenderedPageBreak/>
         <w:drawing>
           <wp:inline distT="0" distB="0" distL="0" distR="0">
             <wp:extent cx="5458850" cy="1765738"/>
@@ -2968,7 +3017,7 @@
                     <pic:cNvPicPr/>
                   </pic:nvPicPr>
                   <pic:blipFill>
-                    <a:blip r:embed="rId8" cstate="print">
+                    <a:blip r:embed="rId9" cstate="print">
                       <a:extLst>
                         <a:ext uri="{28A0092B-C50C-407E-A947-70E740481C1C}">
                           <a14:useLocalDpi xmlns:a14="http://schemas.microsoft.com/office/drawing/2010/main" val="0"/>
@@ -2997,22 +3046,113 @@
     </w:p>
     <w:p>
       <w:pPr>
-        <w:pStyle w:val="aa"/>
-        <w:rPr>
-          <w:rFonts w:ascii="Times New Roman" w:hAnsi="Times New Roman" w:cs="Times New Roman"/>
-          <w:sz w:val="24"/>
-          <w:szCs w:val="24"/>
-        </w:rPr>
-      </w:pPr>
-    </w:p>
-    <w:p>
-      <w:pPr>
-        <w:pStyle w:val="aa"/>
-        <w:rPr>
-          <w:rFonts w:ascii="Times New Roman" w:hAnsi="Times New Roman" w:cs="Times New Roman"/>
-          <w:sz w:val="24"/>
-          <w:szCs w:val="24"/>
-          <w:lang w:val="en-US"/>
+        <w:pStyle w:val="a9"/>
+        <w:jc w:val="center"/>
+        <w:rPr>
+          <w:rFonts w:ascii="Times New Roman" w:hAnsi="Times New Roman" w:cs="Times New Roman"/>
+          <w:i w:val="0"/>
+          <w:iCs w:val="0"/>
+        </w:rPr>
+      </w:pPr>
+      <w:r>
+        <w:rPr>
+          <w:rFonts w:ascii="Times New Roman" w:hAnsi="Times New Roman" w:cs="Times New Roman"/>
+          <w:i w:val="0"/>
+          <w:iCs w:val="0"/>
+        </w:rPr>
+        <w:t xml:space="preserve">Рисунок </w:t>
+      </w:r>
+      <w:r>
+        <w:rPr>
+          <w:rFonts w:ascii="Times New Roman" w:hAnsi="Times New Roman" w:cs="Times New Roman"/>
+          <w:i w:val="0"/>
+          <w:iCs w:val="0"/>
+        </w:rPr>
+        <w:fldChar w:fldCharType="begin"/>
+      </w:r>
+      <w:r>
+        <w:rPr>
+          <w:rFonts w:ascii="Times New Roman" w:hAnsi="Times New Roman" w:cs="Times New Roman"/>
+          <w:i w:val="0"/>
+          <w:iCs w:val="0"/>
+        </w:rPr>
+        <w:instrText xml:space="preserve"> SEQ Рисунок \* ARABIC </w:instrText>
+      </w:r>
+      <w:r>
+        <w:rPr>
+          <w:rFonts w:ascii="Times New Roman" w:hAnsi="Times New Roman" w:cs="Times New Roman"/>
+          <w:i w:val="0"/>
+          <w:iCs w:val="0"/>
+        </w:rPr>
+        <w:fldChar w:fldCharType="separate"/>
+      </w:r>
+      <w:r>
+        <w:rPr>
+          <w:rFonts w:ascii="Times New Roman" w:hAnsi="Times New Roman" w:cs="Times New Roman"/>
+          <w:i w:val="0"/>
+          <w:iCs w:val="0"/>
+          <w:noProof/>
+        </w:rPr>
+        <w:t>2</w:t>
+      </w:r>
+      <w:r>
+        <w:rPr>
+          <w:rFonts w:ascii="Times New Roman" w:hAnsi="Times New Roman" w:cs="Times New Roman"/>
+          <w:i w:val="0"/>
+          <w:iCs w:val="0"/>
+        </w:rPr>
+        <w:fldChar w:fldCharType="end"/>
+      </w:r>
+      <w:r>
+        <w:rPr>
+          <w:rFonts w:ascii="Times New Roman" w:hAnsi="Times New Roman" w:cs="Times New Roman"/>
+          <w:i w:val="0"/>
+          <w:iCs w:val="0"/>
+        </w:rPr>
+        <w:t xml:space="preserve"> - </w:t>
+      </w:r>
+      <w:r>
+        <w:rPr>
+          <w:rFonts w:ascii="Times New Roman" w:hAnsi="Times New Roman" w:cs="Times New Roman"/>
+          <w:i w:val="0"/>
+          <w:iCs w:val="0"/>
+        </w:rPr>
+        <w:t>в</w:t>
+      </w:r>
+      <w:r>
+        <w:rPr>
+          <w:rFonts w:ascii="Times New Roman" w:hAnsi="Times New Roman" w:cs="Times New Roman"/>
+          <w:i w:val="0"/>
+          <w:iCs w:val="0"/>
+        </w:rPr>
+        <w:t>ходные данные программы</w:t>
+      </w:r>
+      <w:r>
+        <w:rPr>
+          <w:rFonts w:ascii="Times New Roman" w:hAnsi="Times New Roman" w:cs="Times New Roman"/>
+          <w:i w:val="0"/>
+          <w:iCs w:val="0"/>
+        </w:rPr>
+        <w:t xml:space="preserve"> 1</w:t>
+      </w:r>
+    </w:p>
+    <w:p>
+      <w:pPr>
+        <w:pStyle w:val="aa"/>
+        <w:rPr>
+          <w:rFonts w:ascii="Times New Roman" w:hAnsi="Times New Roman" w:cs="Times New Roman"/>
+          <w:sz w:val="24"/>
+          <w:szCs w:val="24"/>
+        </w:rPr>
+      </w:pPr>
+    </w:p>
+    <w:p>
+      <w:pPr>
+        <w:pStyle w:val="aa"/>
+        <w:rPr>
+          <w:rFonts w:ascii="Times New Roman" w:hAnsi="Times New Roman" w:cs="Times New Roman"/>
+          <w:sz w:val="24"/>
+          <w:szCs w:val="24"/>
         </w:rPr>
       </w:pPr>
       <w:r>
@@ -3028,18 +3168,22 @@
           <w:rFonts w:ascii="Times New Roman" w:hAnsi="Times New Roman" w:cs="Times New Roman"/>
           <w:sz w:val="24"/>
           <w:szCs w:val="24"/>
-          <w:lang w:val="en-US"/>
-        </w:rPr>
-        <w:t>:</w:t>
-      </w:r>
-    </w:p>
-    <w:p>
-      <w:pPr>
-        <w:pStyle w:val="aa"/>
-        <w:rPr>
-          <w:rFonts w:ascii="Times New Roman" w:hAnsi="Times New Roman" w:cs="Times New Roman"/>
-          <w:lang w:val="en-US"/>
-        </w:rPr>
+        </w:rPr>
+        <w:t xml:space="preserve"> представлены на рисунке 3</w:t>
+      </w:r>
+      <w:r>
+        <w:rPr>
+          <w:rFonts w:ascii="Times New Roman" w:hAnsi="Times New Roman" w:cs="Times New Roman"/>
+          <w:sz w:val="24"/>
+          <w:szCs w:val="24"/>
+        </w:rPr>
+        <w:t>.</w:t>
+      </w:r>
+    </w:p>
+    <w:p>
+      <w:pPr>
+        <w:pStyle w:val="aa"/>
+        <w:keepNext/>
       </w:pPr>
       <w:r>
         <w:rPr>
@@ -3063,7 +3207,7 @@
                     <pic:cNvPicPr/>
                   </pic:nvPicPr>
                   <pic:blipFill>
-                    <a:blip r:embed="rId9" cstate="print">
+                    <a:blip r:embed="rId10" cstate="print">
                       <a:extLst>
                         <a:ext uri="{28A0092B-C50C-407E-A947-70E740481C1C}">
                           <a14:useLocalDpi xmlns:a14="http://schemas.microsoft.com/office/drawing/2010/main" val="0"/>
@@ -3092,21 +3236,87 @@
     </w:p>
     <w:p>
       <w:pPr>
-        <w:pStyle w:val="aa"/>
-        <w:rPr>
-          <w:rFonts w:ascii="Times New Roman" w:hAnsi="Times New Roman" w:cs="Times New Roman"/>
-          <w:lang w:val="en-US"/>
-        </w:rPr>
-      </w:pPr>
-    </w:p>
-    <w:p>
-      <w:pPr>
-        <w:pStyle w:val="aa"/>
-        <w:rPr>
-          <w:rFonts w:ascii="Times New Roman" w:hAnsi="Times New Roman" w:cs="Times New Roman"/>
-          <w:sz w:val="24"/>
-          <w:szCs w:val="24"/>
-          <w:lang w:val="en-US"/>
+        <w:pStyle w:val="a9"/>
+        <w:jc w:val="center"/>
+        <w:rPr>
+          <w:rFonts w:ascii="Times New Roman" w:hAnsi="Times New Roman" w:cs="Times New Roman"/>
+          <w:i w:val="0"/>
+          <w:iCs w:val="0"/>
+        </w:rPr>
+      </w:pPr>
+      <w:r>
+        <w:rPr>
+          <w:rFonts w:ascii="Times New Roman" w:hAnsi="Times New Roman" w:cs="Times New Roman"/>
+          <w:i w:val="0"/>
+          <w:iCs w:val="0"/>
+        </w:rPr>
+        <w:t xml:space="preserve">Рисунок </w:t>
+      </w:r>
+      <w:r>
+        <w:rPr>
+          <w:rFonts w:ascii="Times New Roman" w:hAnsi="Times New Roman" w:cs="Times New Roman"/>
+          <w:i w:val="0"/>
+          <w:iCs w:val="0"/>
+        </w:rPr>
+        <w:fldChar w:fldCharType="begin"/>
+      </w:r>
+      <w:r>
+        <w:rPr>
+          <w:rFonts w:ascii="Times New Roman" w:hAnsi="Times New Roman" w:cs="Times New Roman"/>
+          <w:i w:val="0"/>
+          <w:iCs w:val="0"/>
+        </w:rPr>
+        <w:instrText xml:space="preserve"> SEQ Рисунок \* ARABIC </w:instrText>
+      </w:r>
+      <w:r>
+        <w:rPr>
+          <w:rFonts w:ascii="Times New Roman" w:hAnsi="Times New Roman" w:cs="Times New Roman"/>
+          <w:i w:val="0"/>
+          <w:iCs w:val="0"/>
+        </w:rPr>
+        <w:fldChar w:fldCharType="separate"/>
+      </w:r>
+      <w:r>
+        <w:rPr>
+          <w:rFonts w:ascii="Times New Roman" w:hAnsi="Times New Roman" w:cs="Times New Roman"/>
+          <w:i w:val="0"/>
+          <w:iCs w:val="0"/>
+          <w:noProof/>
+        </w:rPr>
+        <w:t>3</w:t>
+      </w:r>
+      <w:r>
+        <w:rPr>
+          <w:rFonts w:ascii="Times New Roman" w:hAnsi="Times New Roman" w:cs="Times New Roman"/>
+          <w:i w:val="0"/>
+          <w:iCs w:val="0"/>
+        </w:rPr>
+        <w:fldChar w:fldCharType="end"/>
+      </w:r>
+      <w:r>
+        <w:rPr>
+          <w:rFonts w:ascii="Times New Roman" w:hAnsi="Times New Roman" w:cs="Times New Roman"/>
+          <w:i w:val="0"/>
+          <w:iCs w:val="0"/>
+        </w:rPr>
+        <w:t xml:space="preserve"> - результаты работы программы 1</w:t>
+      </w:r>
+    </w:p>
+    <w:p>
+      <w:pPr>
+        <w:pStyle w:val="aa"/>
+        <w:rPr>
+          <w:rFonts w:ascii="Times New Roman" w:hAnsi="Times New Roman" w:cs="Times New Roman"/>
+        </w:rPr>
+      </w:pPr>
+    </w:p>
+    <w:p>
+      <w:pPr>
+        <w:pStyle w:val="aa"/>
+        <w:rPr>
+          <w:rFonts w:ascii="Times New Roman" w:hAnsi="Times New Roman" w:cs="Times New Roman"/>
+          <w:sz w:val="24"/>
+          <w:szCs w:val="24"/>
         </w:rPr>
       </w:pPr>
       <w:r>
@@ -3122,7 +3332,6 @@
           <w:rFonts w:ascii="Times New Roman" w:hAnsi="Times New Roman" w:cs="Times New Roman"/>
           <w:sz w:val="24"/>
           <w:szCs w:val="24"/>
-          <w:lang w:val="en-US"/>
         </w:rPr>
         <w:t>.</w:t>
       </w:r>
@@ -3134,7 +3343,6 @@
           <w:rFonts w:ascii="Times New Roman" w:hAnsi="Times New Roman" w:cs="Times New Roman"/>
           <w:sz w:val="24"/>
           <w:szCs w:val="24"/>
-          <w:lang w:val="en-US"/>
         </w:rPr>
       </w:pPr>
       <w:r>
@@ -3150,18 +3358,22 @@
           <w:rFonts w:ascii="Times New Roman" w:hAnsi="Times New Roman" w:cs="Times New Roman"/>
           <w:sz w:val="24"/>
           <w:szCs w:val="24"/>
-          <w:lang w:val="en-US"/>
-        </w:rPr>
-        <w:t>:</w:t>
-      </w:r>
-    </w:p>
-    <w:p>
-      <w:pPr>
-        <w:pStyle w:val="aa"/>
-        <w:rPr>
-          <w:rFonts w:ascii="Times New Roman" w:hAnsi="Times New Roman" w:cs="Times New Roman"/>
-          <w:lang w:val="en-US"/>
-        </w:rPr>
+        </w:rPr>
+        <w:t xml:space="preserve"> представлены на рисунке 4</w:t>
+      </w:r>
+      <w:r>
+        <w:rPr>
+          <w:rFonts w:ascii="Times New Roman" w:hAnsi="Times New Roman" w:cs="Times New Roman"/>
+          <w:sz w:val="24"/>
+          <w:szCs w:val="24"/>
+        </w:rPr>
+        <w:t>.</w:t>
+      </w:r>
+    </w:p>
+    <w:p>
+      <w:pPr>
+        <w:pStyle w:val="aa"/>
+        <w:keepNext/>
       </w:pPr>
       <w:r>
         <w:rPr>
@@ -3169,7 +3381,6 @@
           <w:noProof/>
           <w:lang w:val="en-US"/>
         </w:rPr>
-        <w:lastRenderedPageBreak/>
         <w:drawing>
           <wp:inline distT="0" distB="0" distL="0" distR="0">
             <wp:extent cx="5458460" cy="1791285"/>
@@ -3186,7 +3397,7 @@
                     <pic:cNvPicPr/>
                   </pic:nvPicPr>
                   <pic:blipFill>
-                    <a:blip r:embed="rId10" cstate="print">
+                    <a:blip r:embed="rId11" cstate="print">
                       <a:extLst>
                         <a:ext uri="{28A0092B-C50C-407E-A947-70E740481C1C}">
                           <a14:useLocalDpi xmlns:a14="http://schemas.microsoft.com/office/drawing/2010/main" val="0"/>
@@ -3215,21 +3426,87 @@
     </w:p>
     <w:p>
       <w:pPr>
-        <w:pStyle w:val="aa"/>
-        <w:rPr>
-          <w:rFonts w:ascii="Times New Roman" w:hAnsi="Times New Roman" w:cs="Times New Roman"/>
-          <w:lang w:val="en-US"/>
-        </w:rPr>
-      </w:pPr>
-    </w:p>
-    <w:p>
-      <w:pPr>
-        <w:pStyle w:val="aa"/>
-        <w:rPr>
-          <w:rFonts w:ascii="Times New Roman" w:hAnsi="Times New Roman" w:cs="Times New Roman"/>
-          <w:sz w:val="24"/>
-          <w:szCs w:val="24"/>
-          <w:lang w:val="en-US"/>
+        <w:pStyle w:val="a9"/>
+        <w:jc w:val="center"/>
+        <w:rPr>
+          <w:rFonts w:ascii="Times New Roman" w:hAnsi="Times New Roman" w:cs="Times New Roman"/>
+          <w:i w:val="0"/>
+          <w:iCs w:val="0"/>
+        </w:rPr>
+      </w:pPr>
+      <w:r>
+        <w:rPr>
+          <w:rFonts w:ascii="Times New Roman" w:hAnsi="Times New Roman" w:cs="Times New Roman"/>
+          <w:i w:val="0"/>
+          <w:iCs w:val="0"/>
+        </w:rPr>
+        <w:t xml:space="preserve">Рисунок </w:t>
+      </w:r>
+      <w:r>
+        <w:rPr>
+          <w:rFonts w:ascii="Times New Roman" w:hAnsi="Times New Roman" w:cs="Times New Roman"/>
+          <w:i w:val="0"/>
+          <w:iCs w:val="0"/>
+        </w:rPr>
+        <w:fldChar w:fldCharType="begin"/>
+      </w:r>
+      <w:r>
+        <w:rPr>
+          <w:rFonts w:ascii="Times New Roman" w:hAnsi="Times New Roman" w:cs="Times New Roman"/>
+          <w:i w:val="0"/>
+          <w:iCs w:val="0"/>
+        </w:rPr>
+        <w:instrText xml:space="preserve"> SEQ Рисунок \* ARABIC </w:instrText>
+      </w:r>
+      <w:r>
+        <w:rPr>
+          <w:rFonts w:ascii="Times New Roman" w:hAnsi="Times New Roman" w:cs="Times New Roman"/>
+          <w:i w:val="0"/>
+          <w:iCs w:val="0"/>
+        </w:rPr>
+        <w:fldChar w:fldCharType="separate"/>
+      </w:r>
+      <w:r>
+        <w:rPr>
+          <w:rFonts w:ascii="Times New Roman" w:hAnsi="Times New Roman" w:cs="Times New Roman"/>
+          <w:i w:val="0"/>
+          <w:iCs w:val="0"/>
+          <w:noProof/>
+        </w:rPr>
+        <w:t>4</w:t>
+      </w:r>
+      <w:r>
+        <w:rPr>
+          <w:rFonts w:ascii="Times New Roman" w:hAnsi="Times New Roman" w:cs="Times New Roman"/>
+          <w:i w:val="0"/>
+          <w:iCs w:val="0"/>
+        </w:rPr>
+        <w:fldChar w:fldCharType="end"/>
+      </w:r>
+      <w:r>
+        <w:rPr>
+          <w:rFonts w:ascii="Times New Roman" w:hAnsi="Times New Roman" w:cs="Times New Roman"/>
+          <w:i w:val="0"/>
+          <w:iCs w:val="0"/>
+        </w:rPr>
+        <w:t xml:space="preserve"> - входные данные программы 2</w:t>
+      </w:r>
+    </w:p>
+    <w:p>
+      <w:pPr>
+        <w:pStyle w:val="aa"/>
+        <w:rPr>
+          <w:rFonts w:ascii="Times New Roman" w:hAnsi="Times New Roman" w:cs="Times New Roman"/>
+        </w:rPr>
+      </w:pPr>
+    </w:p>
+    <w:p>
+      <w:pPr>
+        <w:pStyle w:val="aa"/>
+        <w:rPr>
+          <w:rFonts w:ascii="Times New Roman" w:hAnsi="Times New Roman" w:cs="Times New Roman"/>
+          <w:sz w:val="24"/>
+          <w:szCs w:val="24"/>
         </w:rPr>
       </w:pPr>
       <w:r>
@@ -3245,18 +3522,22 @@
           <w:rFonts w:ascii="Times New Roman" w:hAnsi="Times New Roman" w:cs="Times New Roman"/>
           <w:sz w:val="24"/>
           <w:szCs w:val="24"/>
-          <w:lang w:val="en-US"/>
-        </w:rPr>
-        <w:t>:</w:t>
-      </w:r>
-    </w:p>
-    <w:p>
-      <w:pPr>
-        <w:pStyle w:val="aa"/>
-        <w:rPr>
-          <w:rFonts w:ascii="Times New Roman" w:hAnsi="Times New Roman" w:cs="Times New Roman"/>
-          <w:lang w:val="en-US"/>
-        </w:rPr>
+        </w:rPr>
+        <w:t xml:space="preserve"> представлены на рисунке 5</w:t>
+      </w:r>
+      <w:r>
+        <w:rPr>
+          <w:rFonts w:ascii="Times New Roman" w:hAnsi="Times New Roman" w:cs="Times New Roman"/>
+          <w:sz w:val="24"/>
+          <w:szCs w:val="24"/>
+        </w:rPr>
+        <w:t>.</w:t>
+      </w:r>
+    </w:p>
+    <w:p>
+      <w:pPr>
+        <w:pStyle w:val="aa"/>
+        <w:keepNext/>
       </w:pPr>
       <w:r>
         <w:rPr>
@@ -3264,6 +3545,7 @@
           <w:noProof/>
           <w:lang w:val="en-US"/>
         </w:rPr>
+        <w:lastRenderedPageBreak/>
         <w:drawing>
           <wp:inline distT="0" distB="0" distL="0" distR="0">
             <wp:extent cx="5458460" cy="1544901"/>
@@ -3280,7 +3562,7 @@
                     <pic:cNvPicPr/>
                   </pic:nvPicPr>
                   <pic:blipFill>
-                    <a:blip r:embed="rId11" cstate="print">
+                    <a:blip r:embed="rId12" cstate="print">
                       <a:extLst>
                         <a:ext uri="{28A0092B-C50C-407E-A947-70E740481C1C}">
                           <a14:useLocalDpi xmlns:a14="http://schemas.microsoft.com/office/drawing/2010/main" val="0"/>
@@ -3309,22 +3591,89 @@
     </w:p>
     <w:p>
       <w:pPr>
-        <w:pStyle w:val="aa"/>
-        <w:rPr>
-          <w:rFonts w:ascii="Times New Roman" w:hAnsi="Times New Roman" w:cs="Times New Roman"/>
-          <w:sz w:val="24"/>
-          <w:szCs w:val="24"/>
-        </w:rPr>
-      </w:pPr>
-    </w:p>
-    <w:p>
-      <w:pPr>
-        <w:pStyle w:val="aa"/>
-        <w:rPr>
-          <w:rFonts w:ascii="Times New Roman" w:hAnsi="Times New Roman" w:cs="Times New Roman"/>
-          <w:sz w:val="24"/>
-          <w:szCs w:val="24"/>
-          <w:lang w:val="en-US"/>
+        <w:pStyle w:val="a9"/>
+        <w:jc w:val="center"/>
+        <w:rPr>
+          <w:rFonts w:ascii="Times New Roman" w:hAnsi="Times New Roman" w:cs="Times New Roman"/>
+          <w:i w:val="0"/>
+          <w:iCs w:val="0"/>
+        </w:rPr>
+      </w:pPr>
+      <w:r>
+        <w:rPr>
+          <w:rFonts w:ascii="Times New Roman" w:hAnsi="Times New Roman" w:cs="Times New Roman"/>
+          <w:i w:val="0"/>
+          <w:iCs w:val="0"/>
+        </w:rPr>
+        <w:t xml:space="preserve">Рисунок </w:t>
+      </w:r>
+      <w:r>
+        <w:rPr>
+          <w:rFonts w:ascii="Times New Roman" w:hAnsi="Times New Roman" w:cs="Times New Roman"/>
+          <w:i w:val="0"/>
+          <w:iCs w:val="0"/>
+        </w:rPr>
+        <w:fldChar w:fldCharType="begin"/>
+      </w:r>
+      <w:r>
+        <w:rPr>
+          <w:rFonts w:ascii="Times New Roman" w:hAnsi="Times New Roman" w:cs="Times New Roman"/>
+          <w:i w:val="0"/>
+          <w:iCs w:val="0"/>
+        </w:rPr>
+        <w:instrText xml:space="preserve"> SEQ Рисунок \* ARABIC </w:instrText>
+      </w:r>
+      <w:r>
+        <w:rPr>
+          <w:rFonts w:ascii="Times New Roman" w:hAnsi="Times New Roman" w:cs="Times New Roman"/>
+          <w:i w:val="0"/>
+          <w:iCs w:val="0"/>
+        </w:rPr>
+        <w:fldChar w:fldCharType="separate"/>
+      </w:r>
+      <w:r>
+        <w:rPr>
+          <w:rFonts w:ascii="Times New Roman" w:hAnsi="Times New Roman" w:cs="Times New Roman"/>
+          <w:i w:val="0"/>
+          <w:iCs w:val="0"/>
+          <w:noProof/>
+        </w:rPr>
+        <w:t>5</w:t>
+      </w:r>
+      <w:r>
+        <w:rPr>
+          <w:rFonts w:ascii="Times New Roman" w:hAnsi="Times New Roman" w:cs="Times New Roman"/>
+          <w:i w:val="0"/>
+          <w:iCs w:val="0"/>
+        </w:rPr>
+        <w:fldChar w:fldCharType="end"/>
+      </w:r>
+      <w:r>
+        <w:rPr>
+          <w:rFonts w:ascii="Times New Roman" w:hAnsi="Times New Roman" w:cs="Times New Roman"/>
+          <w:i w:val="0"/>
+          <w:iCs w:val="0"/>
+        </w:rPr>
+        <w:t xml:space="preserve"> - результаты работы программы 2</w:t>
+      </w:r>
+    </w:p>
+    <w:p>
+      <w:pPr>
+        <w:pStyle w:val="aa"/>
+        <w:rPr>
+          <w:rFonts w:ascii="Times New Roman" w:hAnsi="Times New Roman" w:cs="Times New Roman"/>
+          <w:sz w:val="24"/>
+          <w:szCs w:val="24"/>
+        </w:rPr>
+      </w:pPr>
+    </w:p>
+    <w:p>
+      <w:pPr>
+        <w:pStyle w:val="aa"/>
+        <w:rPr>
+          <w:rFonts w:ascii="Times New Roman" w:hAnsi="Times New Roman" w:cs="Times New Roman"/>
+          <w:sz w:val="24"/>
+          <w:szCs w:val="24"/>
         </w:rPr>
       </w:pPr>
       <w:r>
@@ -3340,7 +3689,6 @@
           <w:rFonts w:ascii="Times New Roman" w:hAnsi="Times New Roman" w:cs="Times New Roman"/>
           <w:sz w:val="24"/>
           <w:szCs w:val="24"/>
-          <w:lang w:val="en-US"/>
         </w:rPr>
         <w:t>.</w:t>
       </w:r>
@@ -3352,7 +3700,6 @@
           <w:rFonts w:ascii="Times New Roman" w:hAnsi="Times New Roman" w:cs="Times New Roman"/>
           <w:sz w:val="24"/>
           <w:szCs w:val="24"/>
-          <w:lang w:val="en-US"/>
         </w:rPr>
       </w:pPr>
       <w:r>
@@ -3368,18 +3715,22 @@
           <w:rFonts w:ascii="Times New Roman" w:hAnsi="Times New Roman" w:cs="Times New Roman"/>
           <w:sz w:val="24"/>
           <w:szCs w:val="24"/>
-          <w:lang w:val="en-US"/>
-        </w:rPr>
-        <w:t>:</w:t>
-      </w:r>
-    </w:p>
-    <w:p>
-      <w:pPr>
-        <w:pStyle w:val="aa"/>
-        <w:rPr>
-          <w:rFonts w:ascii="Times New Roman" w:hAnsi="Times New Roman" w:cs="Times New Roman"/>
-          <w:lang w:val="en-US"/>
-        </w:rPr>
+        </w:rPr>
+        <w:t xml:space="preserve"> представлены на рисунке 6</w:t>
+      </w:r>
+      <w:r>
+        <w:rPr>
+          <w:rFonts w:ascii="Times New Roman" w:hAnsi="Times New Roman" w:cs="Times New Roman"/>
+          <w:sz w:val="24"/>
+          <w:szCs w:val="24"/>
+        </w:rPr>
+        <w:t>.</w:t>
+      </w:r>
+    </w:p>
+    <w:p>
+      <w:pPr>
+        <w:pStyle w:val="aa"/>
+        <w:keepNext/>
       </w:pPr>
       <w:r>
         <w:rPr>
@@ -3403,7 +3754,7 @@
                     <pic:cNvPicPr/>
                   </pic:nvPicPr>
                   <pic:blipFill>
-                    <a:blip r:embed="rId12" cstate="print">
+                    <a:blip r:embed="rId13" cstate="print">
                       <a:extLst>
                         <a:ext uri="{28A0092B-C50C-407E-A947-70E740481C1C}">
                           <a14:useLocalDpi xmlns:a14="http://schemas.microsoft.com/office/drawing/2010/main" val="0"/>
@@ -3432,21 +3783,88 @@
     </w:p>
     <w:p>
       <w:pPr>
-        <w:pStyle w:val="aa"/>
-        <w:rPr>
-          <w:rFonts w:ascii="Times New Roman" w:hAnsi="Times New Roman" w:cs="Times New Roman"/>
-          <w:lang w:val="en-US"/>
-        </w:rPr>
-      </w:pPr>
-    </w:p>
-    <w:p>
-      <w:pPr>
-        <w:pStyle w:val="aa"/>
-        <w:rPr>
-          <w:rFonts w:ascii="Times New Roman" w:hAnsi="Times New Roman" w:cs="Times New Roman"/>
-          <w:sz w:val="24"/>
-          <w:szCs w:val="24"/>
-          <w:lang w:val="en-US"/>
+        <w:pStyle w:val="a9"/>
+        <w:jc w:val="center"/>
+        <w:rPr>
+          <w:rFonts w:ascii="Times New Roman" w:hAnsi="Times New Roman" w:cs="Times New Roman"/>
+          <w:i w:val="0"/>
+          <w:iCs w:val="0"/>
+        </w:rPr>
+      </w:pPr>
+      <w:r>
+        <w:rPr>
+          <w:rFonts w:ascii="Times New Roman" w:hAnsi="Times New Roman" w:cs="Times New Roman"/>
+          <w:i w:val="0"/>
+          <w:iCs w:val="0"/>
+        </w:rPr>
+        <w:t xml:space="preserve">Рисунок </w:t>
+      </w:r>
+      <w:r>
+        <w:rPr>
+          <w:rFonts w:ascii="Times New Roman" w:hAnsi="Times New Roman" w:cs="Times New Roman"/>
+          <w:i w:val="0"/>
+          <w:iCs w:val="0"/>
+        </w:rPr>
+        <w:fldChar w:fldCharType="begin"/>
+      </w:r>
+      <w:r>
+        <w:rPr>
+          <w:rFonts w:ascii="Times New Roman" w:hAnsi="Times New Roman" w:cs="Times New Roman"/>
+          <w:i w:val="0"/>
+          <w:iCs w:val="0"/>
+        </w:rPr>
+        <w:instrText xml:space="preserve"> SEQ Рисунок \* ARABIC </w:instrText>
+      </w:r>
+      <w:r>
+        <w:rPr>
+          <w:rFonts w:ascii="Times New Roman" w:hAnsi="Times New Roman" w:cs="Times New Roman"/>
+          <w:i w:val="0"/>
+          <w:iCs w:val="0"/>
+        </w:rPr>
+        <w:fldChar w:fldCharType="separate"/>
+      </w:r>
+      <w:r>
+        <w:rPr>
+          <w:rFonts w:ascii="Times New Roman" w:hAnsi="Times New Roman" w:cs="Times New Roman"/>
+          <w:i w:val="0"/>
+          <w:iCs w:val="0"/>
+          <w:noProof/>
+        </w:rPr>
+        <w:t>6</w:t>
+      </w:r>
+      <w:r>
+        <w:rPr>
+          <w:rFonts w:ascii="Times New Roman" w:hAnsi="Times New Roman" w:cs="Times New Roman"/>
+          <w:i w:val="0"/>
+          <w:iCs w:val="0"/>
+        </w:rPr>
+        <w:fldChar w:fldCharType="end"/>
+      </w:r>
+      <w:r>
+        <w:rPr>
+          <w:rFonts w:ascii="Times New Roman" w:hAnsi="Times New Roman" w:cs="Times New Roman"/>
+          <w:i w:val="0"/>
+          <w:iCs w:val="0"/>
+        </w:rPr>
+        <w:t xml:space="preserve"> - входные данные программы 3</w:t>
+      </w:r>
+    </w:p>
+    <w:p>
+      <w:pPr>
+        <w:pStyle w:val="aa"/>
+        <w:rPr>
+          <w:rFonts w:ascii="Times New Roman" w:hAnsi="Times New Roman" w:cs="Times New Roman"/>
+        </w:rPr>
+      </w:pPr>
+    </w:p>
+    <w:p>
+      <w:pPr>
+        <w:pStyle w:val="aa"/>
+        <w:ind w:left="0" w:firstLine="720"/>
+        <w:rPr>
+          <w:rFonts w:ascii="Times New Roman" w:hAnsi="Times New Roman" w:cs="Times New Roman"/>
+          <w:sz w:val="24"/>
+          <w:szCs w:val="24"/>
         </w:rPr>
       </w:pPr>
       <w:r>
@@ -3462,18 +3880,22 @@
           <w:rFonts w:ascii="Times New Roman" w:hAnsi="Times New Roman" w:cs="Times New Roman"/>
           <w:sz w:val="24"/>
           <w:szCs w:val="24"/>
-          <w:lang w:val="en-US"/>
-        </w:rPr>
-        <w:t>:</w:t>
-      </w:r>
-    </w:p>
-    <w:p>
-      <w:pPr>
-        <w:pStyle w:val="aa"/>
-        <w:rPr>
-          <w:rFonts w:ascii="Times New Roman" w:hAnsi="Times New Roman" w:cs="Times New Roman"/>
-          <w:lang w:val="en-US"/>
-        </w:rPr>
+        </w:rPr>
+        <w:t xml:space="preserve"> представлен на рисунке 7</w:t>
+      </w:r>
+      <w:r>
+        <w:rPr>
+          <w:rFonts w:ascii="Times New Roman" w:hAnsi="Times New Roman" w:cs="Times New Roman"/>
+          <w:sz w:val="24"/>
+          <w:szCs w:val="24"/>
+        </w:rPr>
+        <w:t>.</w:t>
+      </w:r>
+    </w:p>
+    <w:p>
+      <w:pPr>
+        <w:pStyle w:val="aa"/>
+        <w:keepNext/>
       </w:pPr>
       <w:r>
         <w:rPr>
@@ -3497,7 +3919,7 @@
                     <pic:cNvPicPr/>
                   </pic:nvPicPr>
                   <pic:blipFill>
-                    <a:blip r:embed="rId13" cstate="print">
+                    <a:blip r:embed="rId14" cstate="print">
                       <a:extLst>
                         <a:ext uri="{28A0092B-C50C-407E-A947-70E740481C1C}">
                           <a14:useLocalDpi xmlns:a14="http://schemas.microsoft.com/office/drawing/2010/main" val="0"/>
@@ -3526,6 +3948,75 @@
     </w:p>
     <w:p>
       <w:pPr>
+        <w:pStyle w:val="a9"/>
+        <w:jc w:val="center"/>
+        <w:rPr>
+          <w:rFonts w:ascii="Times New Roman" w:hAnsi="Times New Roman" w:cs="Times New Roman"/>
+          <w:i w:val="0"/>
+          <w:iCs w:val="0"/>
+          <w:lang w:val="en-US"/>
+        </w:rPr>
+      </w:pPr>
+      <w:r>
+        <w:rPr>
+          <w:rFonts w:ascii="Times New Roman" w:hAnsi="Times New Roman" w:cs="Times New Roman"/>
+          <w:i w:val="0"/>
+          <w:iCs w:val="0"/>
+        </w:rPr>
+        <w:t xml:space="preserve">Рисунок </w:t>
+      </w:r>
+      <w:r>
+        <w:rPr>
+          <w:rFonts w:ascii="Times New Roman" w:hAnsi="Times New Roman" w:cs="Times New Roman"/>
+          <w:i w:val="0"/>
+          <w:iCs w:val="0"/>
+        </w:rPr>
+        <w:fldChar w:fldCharType="begin"/>
+      </w:r>
+      <w:r>
+        <w:rPr>
+          <w:rFonts w:ascii="Times New Roman" w:hAnsi="Times New Roman" w:cs="Times New Roman"/>
+          <w:i w:val="0"/>
+          <w:iCs w:val="0"/>
+        </w:rPr>
+        <w:instrText xml:space="preserve"> SEQ Рисунок \* ARABIC </w:instrText>
+      </w:r>
+      <w:r>
+        <w:rPr>
+          <w:rFonts w:ascii="Times New Roman" w:hAnsi="Times New Roman" w:cs="Times New Roman"/>
+          <w:i w:val="0"/>
+          <w:iCs w:val="0"/>
+        </w:rPr>
+        <w:fldChar w:fldCharType="separate"/>
+      </w:r>
+      <w:r>
+        <w:rPr>
+          <w:rFonts w:ascii="Times New Roman" w:hAnsi="Times New Roman" w:cs="Times New Roman"/>
+          <w:i w:val="0"/>
+          <w:iCs w:val="0"/>
+          <w:noProof/>
+        </w:rPr>
+        <w:t>7</w:t>
+      </w:r>
+      <w:r>
+        <w:rPr>
+          <w:rFonts w:ascii="Times New Roman" w:hAnsi="Times New Roman" w:cs="Times New Roman"/>
+          <w:i w:val="0"/>
+          <w:iCs w:val="0"/>
+        </w:rPr>
+        <w:fldChar w:fldCharType="end"/>
+      </w:r>
+      <w:r>
+        <w:rPr>
+          <w:rFonts w:ascii="Times New Roman" w:hAnsi="Times New Roman" w:cs="Times New Roman"/>
+          <w:i w:val="0"/>
+          <w:iCs w:val="0"/>
+        </w:rPr>
+        <w:t xml:space="preserve"> - результаты работы программы 3</w:t>
+      </w:r>
+    </w:p>
+    <w:p>
+      <w:pPr>
         <w:rPr>
           <w:rFonts w:ascii="Times New Roman" w:hAnsi="Times New Roman" w:cs="Times New Roman"/>
         </w:rPr>
@@ -3540,14 +4031,18 @@
         </w:numPr>
         <w:rPr>
           <w:rFonts w:ascii="Times New Roman" w:hAnsi="Times New Roman" w:cs="Times New Roman"/>
-          <w:sz w:val="24"/>
-          <w:szCs w:val="24"/>
-          <w:lang w:val="en-US"/>
-        </w:rPr>
-      </w:pPr>
-      <w:r>
-        <w:rPr>
-          <w:rFonts w:ascii="Times New Roman" w:hAnsi="Times New Roman" w:cs="Times New Roman"/>
+          <w:b/>
+          <w:bCs/>
+          <w:sz w:val="24"/>
+          <w:szCs w:val="24"/>
+          <w:lang w:val="en-US"/>
+        </w:rPr>
+      </w:pPr>
+      <w:r>
+        <w:rPr>
+          <w:rFonts w:ascii="Times New Roman" w:hAnsi="Times New Roman" w:cs="Times New Roman"/>
+          <w:b/>
+          <w:bCs/>
           <w:sz w:val="24"/>
           <w:szCs w:val="24"/>
         </w:rPr>
@@ -3556,6 +4051,8 @@
       <w:r>
         <w:rPr>
           <w:rFonts w:ascii="Times New Roman" w:hAnsi="Times New Roman" w:cs="Times New Roman"/>
+          <w:b/>
+          <w:bCs/>
           <w:sz w:val="24"/>
           <w:szCs w:val="24"/>
           <w:lang w:val="en-US"/>
@@ -3566,19 +4063,19 @@
     <w:p>
       <w:pPr>
         <w:pStyle w:val="aa"/>
-        <w:rPr>
-          <w:rFonts w:ascii="Times New Roman" w:hAnsi="Times New Roman" w:cs="Times New Roman"/>
-          <w:sz w:val="24"/>
-          <w:szCs w:val="24"/>
-        </w:rPr>
-      </w:pPr>
-      <w:r>
-        <w:rPr>
-          <w:rFonts w:ascii="Times New Roman" w:hAnsi="Times New Roman" w:cs="Times New Roman"/>
-          <w:sz w:val="24"/>
-          <w:szCs w:val="24"/>
-        </w:rPr>
-        <w:lastRenderedPageBreak/>
+        <w:ind w:left="0" w:firstLine="720"/>
+        <w:rPr>
+          <w:rFonts w:ascii="Times New Roman" w:hAnsi="Times New Roman" w:cs="Times New Roman"/>
+          <w:sz w:val="24"/>
+          <w:szCs w:val="24"/>
+        </w:rPr>
+      </w:pPr>
+      <w:r>
+        <w:rPr>
+          <w:rFonts w:ascii="Times New Roman" w:hAnsi="Times New Roman" w:cs="Times New Roman"/>
+          <w:sz w:val="24"/>
+          <w:szCs w:val="24"/>
+        </w:rPr>
         <w:t>Разработана низкоуровневая программа на эмуляторе машины Тьюринга согласно полученному варианту.</w:t>
       </w:r>
     </w:p>
@@ -4549,4 +5046,16 @@
     </a:ext>
   </a:extLst>
 </a:theme>
+</file>
+
+<file path=customXml/item1.xml><?xml version="1.0" encoding="utf-8"?>
+<b:Sources xmlns:b="http://schemas.openxmlformats.org/officeDocument/2006/bibliography" xmlns="http://schemas.openxmlformats.org/officeDocument/2006/bibliography" SelectedStyle="/APASixthEditionOfficeOnline.xsl" StyleName="APA" Version="6"/>
+</file>
+
+<file path=customXml/itemProps1.xml><?xml version="1.0" encoding="utf-8"?>
+<ds:datastoreItem xmlns:ds="http://schemas.openxmlformats.org/officeDocument/2006/customXml" ds:itemID="{1A984E3C-BA07-164F-B406-6F0EB123ED52}">
+  <ds:schemaRefs>
+    <ds:schemaRef ds:uri="http://schemas.openxmlformats.org/officeDocument/2006/bibliography"/>
+  </ds:schemaRefs>
+</ds:datastoreItem>
 </file>